--- a/MDM2_One-Page_Proposal (1).docx
+++ b/MDM2_One-Page_Proposal (1).docx
@@ -4,7 +4,7 @@
   <w:body>
     <w:p>
       <w:pPr>
-        <w:spacing w:before="120" w:after="120"/>
+        <w:spacing w:beforeLines="40" w:before="96" w:afterLines="40" w:after="96"/>
         <w:jc w:val="center"/>
         <w:rPr>
           <w:sz w:val="20"/>
@@ -20,12 +20,32 @@
           <w:szCs w:val="20"/>
           <w:lang w:val="en-GB"/>
         </w:rPr>
-        <w:t>MDM2 – Case Study: Intelligent Systems in Production</w:t>
+        <w:t xml:space="preserve">MDM2 </w:t>
+      </w:r>
+      <w:r>
+        <w:rPr>
+          <w:b/>
+          <w:bCs/>
+          <w:sz w:val="20"/>
+          <w:szCs w:val="20"/>
+          <w:lang w:val="en-GB"/>
+        </w:rPr>
+        <w:t>|</w:t>
+      </w:r>
+      <w:r>
+        <w:rPr>
+          <w:b/>
+          <w:bCs/>
+          <w:sz w:val="20"/>
+          <w:szCs w:val="20"/>
+          <w:lang w:val="en-GB"/>
+        </w:rPr>
+        <w:t xml:space="preserve"> Case Study: Intelligent Systems in Production</w:t>
       </w:r>
     </w:p>
     <w:p>
       <w:pPr>
-        <w:spacing w:before="120" w:after="120"/>
+        <w:spacing w:beforeLines="40" w:before="96" w:afterLines="40" w:after="96"/>
         <w:jc w:val="center"/>
         <w:rPr>
           <w:sz w:val="20"/>
@@ -81,7 +101,7 @@
           </w:tcPr>
           <w:p>
             <w:pPr>
-              <w:spacing w:before="120" w:after="120"/>
+              <w:spacing w:beforeLines="40" w:before="96" w:afterLines="40" w:after="96"/>
               <w:rPr>
                 <w:sz w:val="16"/>
                 <w:szCs w:val="16"/>
@@ -102,7 +122,7 @@
           </w:tcPr>
           <w:p>
             <w:pPr>
-              <w:spacing w:before="120" w:after="120"/>
+              <w:spacing w:beforeLines="40" w:before="96" w:afterLines="40" w:after="96"/>
               <w:rPr>
                 <w:sz w:val="16"/>
                 <w:szCs w:val="16"/>
@@ -125,7 +145,7 @@
           </w:tcPr>
           <w:p>
             <w:pPr>
-              <w:spacing w:before="120" w:after="120"/>
+              <w:spacing w:beforeLines="40" w:before="96" w:afterLines="40" w:after="96"/>
               <w:rPr>
                 <w:sz w:val="16"/>
                 <w:szCs w:val="16"/>
@@ -146,7 +166,7 @@
           </w:tcPr>
           <w:p>
             <w:pPr>
-              <w:spacing w:before="120" w:after="120"/>
+              <w:spacing w:beforeLines="40" w:before="96" w:afterLines="40" w:after="96"/>
               <w:rPr>
                 <w:sz w:val="16"/>
                 <w:szCs w:val="16"/>
@@ -172,7 +192,7 @@
           </w:p>
           <w:p>
             <w:pPr>
-              <w:spacing w:before="120" w:after="120"/>
+              <w:spacing w:beforeLines="40" w:before="96" w:afterLines="40" w:after="96"/>
               <w:rPr>
                 <w:sz w:val="16"/>
                 <w:szCs w:val="16"/>
@@ -186,6 +206,14 @@
                 <w:lang w:val="en-GB"/>
               </w:rPr>
               <w:t>Thiruselvam Shreecharan</w:t>
+            </w:r>
+            <w:r>
+              <w:rPr>
+                <w:sz w:val="16"/>
+                <w:szCs w:val="16"/>
+                <w:lang w:val="en-GB"/>
+              </w:rPr>
+              <w:t xml:space="preserve"> 12650965</w:t>
             </w:r>
           </w:p>
         </w:tc>
@@ -197,7 +225,7 @@
           </w:tcPr>
           <w:p>
             <w:pPr>
-              <w:spacing w:before="120" w:after="120"/>
+              <w:spacing w:beforeLines="40" w:before="96" w:afterLines="40" w:after="96"/>
               <w:rPr>
                 <w:sz w:val="16"/>
                 <w:szCs w:val="16"/>
@@ -218,7 +246,7 @@
           </w:tcPr>
           <w:p>
             <w:pPr>
-              <w:spacing w:before="120" w:after="120"/>
+              <w:spacing w:beforeLines="40" w:before="96" w:afterLines="40" w:after="96"/>
               <w:rPr>
                 <w:sz w:val="16"/>
                 <w:szCs w:val="16"/>
@@ -307,7 +335,7 @@
           </w:tcPr>
           <w:p>
             <w:pPr>
-              <w:spacing w:before="120" w:after="120"/>
+              <w:spacing w:beforeLines="40" w:before="96" w:afterLines="40" w:after="96"/>
               <w:rPr>
                 <w:sz w:val="16"/>
                 <w:szCs w:val="16"/>
@@ -328,7 +356,7 @@
           </w:tcPr>
           <w:p>
             <w:pPr>
-              <w:spacing w:before="120" w:after="120"/>
+              <w:spacing w:beforeLines="40" w:before="96" w:afterLines="40" w:after="96"/>
               <w:rPr>
                 <w:sz w:val="16"/>
                 <w:szCs w:val="16"/>
@@ -356,7 +384,7 @@
           </w:tcPr>
           <w:p>
             <w:pPr>
-              <w:spacing w:before="120" w:after="120"/>
+              <w:spacing w:beforeLines="40" w:before="96" w:afterLines="40" w:after="96"/>
               <w:rPr>
                 <w:sz w:val="16"/>
                 <w:szCs w:val="16"/>
@@ -384,31 +412,49 @@
           </w:tcPr>
           <w:p>
             <w:pPr>
-              <w:spacing w:before="120" w:after="120"/>
-              <w:rPr>
-                <w:sz w:val="16"/>
-                <w:szCs w:val="16"/>
-              </w:rPr>
-            </w:pPr>
-            <w:hyperlink r:id="rId8" w:history="1">
-              <w:r>
-                <w:rPr>
-                  <w:rStyle w:val="Hyperlink"/>
-                  <w:sz w:val="16"/>
-                  <w:szCs w:val="16"/>
-                </w:rPr>
-                <w:t>wchizoba@gmail.com</w:t>
-              </w:r>
-            </w:hyperlink>
-          </w:p>
-          <w:p>
-            <w:pPr>
-              <w:spacing w:before="120" w:after="120"/>
-              <w:rPr>
-                <w:sz w:val="16"/>
-                <w:szCs w:val="16"/>
-              </w:rPr>
-            </w:pPr>
+              <w:spacing w:beforeLines="40" w:before="96" w:afterLines="40" w:after="96"/>
+              <w:rPr>
+                <w:sz w:val="16"/>
+                <w:szCs w:val="16"/>
+              </w:rPr>
+            </w:pPr>
+            <w:r>
+              <w:rPr>
+                <w:sz w:val="16"/>
+                <w:szCs w:val="16"/>
+              </w:rPr>
+              <w:t>wisdom.chi</w:t>
+            </w:r>
+            <w:r>
+              <w:rPr>
+                <w:sz w:val="16"/>
+                <w:szCs w:val="16"/>
+              </w:rPr>
+              <w:t>zoba@stud.th-deg.de</w:t>
+            </w:r>
+          </w:p>
+          <w:p>
+            <w:pPr>
+              <w:spacing w:beforeLines="40" w:before="96" w:afterLines="40" w:after="96"/>
+              <w:rPr>
+                <w:sz w:val="16"/>
+                <w:szCs w:val="16"/>
+              </w:rPr>
+            </w:pPr>
+            <w:r>
+              <w:rPr>
+                <w:sz w:val="16"/>
+                <w:szCs w:val="16"/>
+              </w:rPr>
+              <w:t>shreecharan.thiruselvam</w:t>
+            </w:r>
+            <w:r>
+              <w:rPr>
+                <w:sz w:val="16"/>
+                <w:szCs w:val="16"/>
+              </w:rPr>
+              <w:t>@stud.th-deg.de</w:t>
+            </w:r>
           </w:p>
         </w:tc>
       </w:tr>
@@ -419,7 +465,7 @@
           </w:tcPr>
           <w:p>
             <w:pPr>
-              <w:spacing w:before="120" w:after="120"/>
+              <w:spacing w:beforeLines="40" w:before="96" w:afterLines="40" w:after="96"/>
               <w:rPr>
                 <w:sz w:val="16"/>
                 <w:szCs w:val="16"/>
@@ -442,7 +488,7 @@
           </w:tcPr>
           <w:p>
             <w:pPr>
-              <w:spacing w:before="120" w:after="120"/>
+              <w:spacing w:beforeLines="40" w:before="96" w:afterLines="40" w:after="96"/>
               <w:rPr>
                 <w:sz w:val="16"/>
                 <w:szCs w:val="16"/>
@@ -467,7 +513,7 @@
           </w:tcPr>
           <w:p>
             <w:pPr>
-              <w:spacing w:before="120" w:after="120"/>
+              <w:spacing w:beforeLines="40" w:before="96" w:afterLines="40" w:after="96"/>
               <w:rPr>
                 <w:sz w:val="16"/>
                 <w:szCs w:val="16"/>
@@ -488,7 +534,7 @@
           </w:tcPr>
           <w:p>
             <w:pPr>
-              <w:spacing w:before="120" w:after="120"/>
+              <w:spacing w:beforeLines="40" w:before="96" w:afterLines="40" w:after="96"/>
               <w:rPr>
                 <w:sz w:val="16"/>
                 <w:szCs w:val="16"/>
@@ -529,7 +575,7 @@
           </w:tcPr>
           <w:p>
             <w:pPr>
-              <w:spacing w:before="120" w:after="120"/>
+              <w:spacing w:beforeLines="40" w:before="96" w:afterLines="40" w:after="96"/>
               <w:rPr>
                 <w:sz w:val="16"/>
                 <w:szCs w:val="16"/>
@@ -552,7 +598,7 @@
           </w:tcPr>
           <w:p>
             <w:pPr>
-              <w:spacing w:before="120" w:after="120"/>
+              <w:spacing w:beforeLines="40" w:before="96" w:afterLines="40" w:after="96"/>
               <w:rPr>
                 <w:sz w:val="16"/>
                 <w:szCs w:val="16"/>
@@ -571,7 +617,7 @@
     </w:tbl>
     <w:p>
       <w:pPr>
-        <w:spacing w:before="120" w:after="120"/>
+        <w:spacing w:beforeLines="40" w:before="96" w:afterLines="40" w:after="96"/>
         <w:rPr>
           <w:sz w:val="16"/>
           <w:szCs w:val="16"/>
@@ -631,7 +677,7 @@
           </w:tcPr>
           <w:p>
             <w:pPr>
-              <w:spacing w:before="120" w:after="120"/>
+              <w:spacing w:beforeLines="40" w:before="96" w:afterLines="40" w:after="96"/>
               <w:rPr>
                 <w:sz w:val="16"/>
                 <w:szCs w:val="16"/>
@@ -668,7 +714,7 @@
           </w:tcPr>
           <w:p>
             <w:pPr>
-              <w:spacing w:before="120" w:after="120"/>
+              <w:spacing w:beforeLines="40" w:before="96" w:afterLines="40" w:after="96"/>
               <w:jc w:val="center"/>
               <w:rPr>
                 <w:sz w:val="16"/>
@@ -713,7 +759,7 @@
           </w:tcPr>
           <w:p>
             <w:pPr>
-              <w:spacing w:before="120" w:after="120"/>
+              <w:spacing w:beforeLines="40" w:before="96" w:afterLines="40" w:after="96"/>
               <w:jc w:val="center"/>
               <w:rPr>
                 <w:sz w:val="16"/>
@@ -758,7 +804,7 @@
           </w:tcPr>
           <w:p>
             <w:pPr>
-              <w:spacing w:before="120" w:after="120"/>
+              <w:spacing w:beforeLines="40" w:before="96" w:afterLines="40" w:after="96"/>
               <w:jc w:val="center"/>
               <w:rPr>
                 <w:sz w:val="16"/>
@@ -794,7 +840,7 @@
           </w:tcPr>
           <w:p>
             <w:pPr>
-              <w:spacing w:before="120" w:after="120"/>
+              <w:spacing w:beforeLines="40" w:before="96" w:afterLines="40" w:after="96"/>
               <w:jc w:val="center"/>
               <w:rPr>
                 <w:sz w:val="16"/>
@@ -830,7 +876,7 @@
           </w:tcPr>
           <w:p>
             <w:pPr>
-              <w:spacing w:before="120" w:after="120"/>
+              <w:spacing w:beforeLines="40" w:before="96" w:afterLines="40" w:after="96"/>
               <w:jc w:val="center"/>
               <w:rPr>
                 <w:sz w:val="16"/>
@@ -866,7 +912,7 @@
           </w:tcPr>
           <w:p>
             <w:pPr>
-              <w:spacing w:before="120" w:after="120"/>
+              <w:spacing w:beforeLines="40" w:before="96" w:afterLines="40" w:after="96"/>
               <w:jc w:val="center"/>
               <w:rPr>
                 <w:sz w:val="16"/>
@@ -902,7 +948,7 @@
           </w:tcPr>
           <w:p>
             <w:pPr>
-              <w:spacing w:before="120" w:after="120"/>
+              <w:spacing w:beforeLines="40" w:before="96" w:afterLines="40" w:after="96"/>
               <w:jc w:val="center"/>
               <w:rPr>
                 <w:sz w:val="16"/>
@@ -938,7 +984,7 @@
           </w:tcPr>
           <w:p>
             <w:pPr>
-              <w:spacing w:before="120" w:after="120"/>
+              <w:spacing w:beforeLines="40" w:before="96" w:afterLines="40" w:after="96"/>
               <w:jc w:val="center"/>
               <w:rPr>
                 <w:sz w:val="16"/>
@@ -983,7 +1029,7 @@
           </w:tcPr>
           <w:p>
             <w:pPr>
-              <w:spacing w:before="120" w:after="120"/>
+              <w:spacing w:beforeLines="40" w:before="96" w:afterLines="40" w:after="96"/>
               <w:jc w:val="center"/>
               <w:rPr>
                 <w:sz w:val="16"/>
@@ -1028,7 +1074,7 @@
           </w:tcPr>
           <w:p>
             <w:pPr>
-              <w:spacing w:before="120" w:after="120"/>
+              <w:spacing w:beforeLines="40" w:before="96" w:afterLines="40" w:after="96"/>
               <w:jc w:val="center"/>
               <w:rPr>
                 <w:sz w:val="16"/>
@@ -1073,7 +1119,7 @@
           </w:tcPr>
           <w:p>
             <w:pPr>
-              <w:spacing w:before="120" w:after="120"/>
+              <w:spacing w:beforeLines="40" w:before="96" w:afterLines="40" w:after="96"/>
               <w:jc w:val="center"/>
               <w:rPr>
                 <w:sz w:val="16"/>
@@ -1118,7 +1164,7 @@
           </w:tcPr>
           <w:p>
             <w:pPr>
-              <w:spacing w:before="120" w:after="120"/>
+              <w:spacing w:beforeLines="40" w:before="96" w:afterLines="40" w:after="96"/>
               <w:jc w:val="center"/>
               <w:rPr>
                 <w:sz w:val="16"/>
@@ -1154,7 +1200,7 @@
           </w:tcPr>
           <w:p>
             <w:pPr>
-              <w:spacing w:before="120" w:after="120"/>
+              <w:spacing w:beforeLines="40" w:before="96" w:afterLines="40" w:after="96"/>
               <w:jc w:val="center"/>
               <w:rPr>
                 <w:sz w:val="16"/>
@@ -1190,7 +1236,7 @@
           </w:tcPr>
           <w:p>
             <w:pPr>
-              <w:spacing w:before="120" w:after="120"/>
+              <w:spacing w:beforeLines="40" w:before="96" w:afterLines="40" w:after="96"/>
               <w:rPr>
                 <w:sz w:val="16"/>
                 <w:szCs w:val="16"/>
@@ -1233,319 +1279,319 @@
           </w:tcPr>
           <w:p>
             <w:pPr>
-              <w:spacing w:before="120" w:after="120"/>
-              <w:rPr>
-                <w:sz w:val="16"/>
-                <w:szCs w:val="16"/>
-              </w:rPr>
-            </w:pPr>
-          </w:p>
-        </w:tc>
-        <w:tc>
-          <w:tcPr>
-            <w:tcW w:w="574" w:type="dxa"/>
-            <w:tcBorders>
-              <w:top w:val="single" w:sz="4" w:space="0" w:color="000000"/>
-              <w:left w:val="single" w:sz="4" w:space="0" w:color="000000"/>
-              <w:bottom w:val="single" w:sz="4" w:space="0" w:color="000000"/>
-              <w:right w:val="single" w:sz="4" w:space="0" w:color="000000"/>
-            </w:tcBorders>
-            <w:tcMar>
-              <w:top w:w="30" w:type="dxa"/>
-              <w:left w:w="70" w:type="dxa"/>
-              <w:bottom w:w="30" w:type="dxa"/>
-              <w:right w:w="70" w:type="dxa"/>
-            </w:tcMar>
-          </w:tcPr>
-          <w:p>
-            <w:pPr>
-              <w:spacing w:before="120" w:after="120"/>
-              <w:rPr>
-                <w:sz w:val="16"/>
-                <w:szCs w:val="16"/>
-              </w:rPr>
-            </w:pPr>
-          </w:p>
-        </w:tc>
-        <w:tc>
-          <w:tcPr>
-            <w:tcW w:w="574" w:type="dxa"/>
-            <w:tcBorders>
-              <w:top w:val="single" w:sz="4" w:space="0" w:color="000000"/>
-              <w:left w:val="single" w:sz="4" w:space="0" w:color="000000"/>
-              <w:bottom w:val="single" w:sz="4" w:space="0" w:color="000000"/>
-              <w:right w:val="single" w:sz="4" w:space="0" w:color="000000"/>
-            </w:tcBorders>
-            <w:tcMar>
-              <w:top w:w="30" w:type="dxa"/>
-              <w:left w:w="70" w:type="dxa"/>
-              <w:bottom w:w="30" w:type="dxa"/>
-              <w:right w:w="70" w:type="dxa"/>
-            </w:tcMar>
-          </w:tcPr>
-          <w:p>
-            <w:pPr>
-              <w:spacing w:before="120" w:after="120"/>
-              <w:rPr>
-                <w:sz w:val="16"/>
-                <w:szCs w:val="16"/>
-              </w:rPr>
-            </w:pPr>
-          </w:p>
-        </w:tc>
-        <w:tc>
-          <w:tcPr>
-            <w:tcW w:w="574" w:type="dxa"/>
-            <w:tcBorders>
-              <w:top w:val="single" w:sz="4" w:space="0" w:color="000000"/>
-              <w:left w:val="single" w:sz="4" w:space="0" w:color="000000"/>
-              <w:bottom w:val="single" w:sz="4" w:space="0" w:color="000000"/>
-              <w:right w:val="single" w:sz="4" w:space="0" w:color="000000"/>
-            </w:tcBorders>
-            <w:tcMar>
-              <w:top w:w="30" w:type="dxa"/>
-              <w:left w:w="70" w:type="dxa"/>
-              <w:bottom w:w="30" w:type="dxa"/>
-              <w:right w:w="70" w:type="dxa"/>
-            </w:tcMar>
-          </w:tcPr>
-          <w:p>
-            <w:pPr>
-              <w:spacing w:before="120" w:after="120"/>
-              <w:rPr>
-                <w:sz w:val="16"/>
-                <w:szCs w:val="16"/>
-              </w:rPr>
-            </w:pPr>
-          </w:p>
-        </w:tc>
-        <w:tc>
-          <w:tcPr>
-            <w:tcW w:w="574" w:type="dxa"/>
-            <w:tcBorders>
-              <w:top w:val="single" w:sz="4" w:space="0" w:color="000000"/>
-              <w:left w:val="single" w:sz="4" w:space="0" w:color="000000"/>
-              <w:bottom w:val="single" w:sz="4" w:space="0" w:color="000000"/>
-              <w:right w:val="single" w:sz="4" w:space="0" w:color="000000"/>
-            </w:tcBorders>
-            <w:tcMar>
-              <w:top w:w="30" w:type="dxa"/>
-              <w:left w:w="70" w:type="dxa"/>
-              <w:bottom w:w="30" w:type="dxa"/>
-              <w:right w:w="70" w:type="dxa"/>
-            </w:tcMar>
-          </w:tcPr>
-          <w:p>
-            <w:pPr>
-              <w:spacing w:before="120" w:after="120"/>
-              <w:rPr>
-                <w:sz w:val="16"/>
-                <w:szCs w:val="16"/>
-              </w:rPr>
-            </w:pPr>
-          </w:p>
-        </w:tc>
-        <w:tc>
-          <w:tcPr>
-            <w:tcW w:w="574" w:type="dxa"/>
-            <w:tcBorders>
-              <w:top w:val="single" w:sz="4" w:space="0" w:color="000000"/>
-              <w:left w:val="single" w:sz="4" w:space="0" w:color="000000"/>
-              <w:bottom w:val="single" w:sz="4" w:space="0" w:color="000000"/>
-              <w:right w:val="single" w:sz="4" w:space="0" w:color="000000"/>
-            </w:tcBorders>
-            <w:tcMar>
-              <w:top w:w="30" w:type="dxa"/>
-              <w:left w:w="70" w:type="dxa"/>
-              <w:bottom w:w="30" w:type="dxa"/>
-              <w:right w:w="70" w:type="dxa"/>
-            </w:tcMar>
-          </w:tcPr>
-          <w:p>
-            <w:pPr>
-              <w:spacing w:before="120" w:after="120"/>
-              <w:rPr>
-                <w:sz w:val="16"/>
-                <w:szCs w:val="16"/>
-              </w:rPr>
-            </w:pPr>
-          </w:p>
-        </w:tc>
-        <w:tc>
-          <w:tcPr>
-            <w:tcW w:w="574" w:type="dxa"/>
-            <w:tcBorders>
-              <w:top w:val="single" w:sz="4" w:space="0" w:color="000000"/>
-              <w:left w:val="single" w:sz="4" w:space="0" w:color="000000"/>
-              <w:bottom w:val="single" w:sz="4" w:space="0" w:color="000000"/>
-              <w:right w:val="single" w:sz="4" w:space="0" w:color="000000"/>
-            </w:tcBorders>
-            <w:tcMar>
-              <w:top w:w="30" w:type="dxa"/>
-              <w:left w:w="70" w:type="dxa"/>
-              <w:bottom w:w="30" w:type="dxa"/>
-              <w:right w:w="70" w:type="dxa"/>
-            </w:tcMar>
-          </w:tcPr>
-          <w:p>
-            <w:pPr>
-              <w:spacing w:before="120" w:after="120"/>
-              <w:rPr>
-                <w:sz w:val="16"/>
-                <w:szCs w:val="16"/>
-              </w:rPr>
-            </w:pPr>
-          </w:p>
-        </w:tc>
-        <w:tc>
-          <w:tcPr>
-            <w:tcW w:w="574" w:type="dxa"/>
-            <w:tcBorders>
-              <w:top w:val="single" w:sz="4" w:space="0" w:color="000000"/>
-              <w:left w:val="single" w:sz="4" w:space="0" w:color="000000"/>
-              <w:bottom w:val="single" w:sz="4" w:space="0" w:color="000000"/>
-              <w:right w:val="single" w:sz="4" w:space="0" w:color="000000"/>
-            </w:tcBorders>
-            <w:tcMar>
-              <w:top w:w="30" w:type="dxa"/>
-              <w:left w:w="70" w:type="dxa"/>
-              <w:bottom w:w="30" w:type="dxa"/>
-              <w:right w:w="70" w:type="dxa"/>
-            </w:tcMar>
-          </w:tcPr>
-          <w:p>
-            <w:pPr>
-              <w:spacing w:before="120" w:after="120"/>
-              <w:rPr>
-                <w:sz w:val="16"/>
-                <w:szCs w:val="16"/>
-              </w:rPr>
-            </w:pPr>
-          </w:p>
-        </w:tc>
-        <w:tc>
-          <w:tcPr>
-            <w:tcW w:w="574" w:type="dxa"/>
-            <w:tcBorders>
-              <w:top w:val="single" w:sz="4" w:space="0" w:color="000000"/>
-              <w:left w:val="single" w:sz="4" w:space="0" w:color="000000"/>
-              <w:bottom w:val="single" w:sz="4" w:space="0" w:color="000000"/>
-              <w:right w:val="single" w:sz="4" w:space="0" w:color="000000"/>
-            </w:tcBorders>
-            <w:tcMar>
-              <w:top w:w="30" w:type="dxa"/>
-              <w:left w:w="70" w:type="dxa"/>
-              <w:bottom w:w="30" w:type="dxa"/>
-              <w:right w:w="70" w:type="dxa"/>
-            </w:tcMar>
-          </w:tcPr>
-          <w:p>
-            <w:pPr>
-              <w:spacing w:before="120" w:after="120"/>
-              <w:rPr>
-                <w:sz w:val="16"/>
-                <w:szCs w:val="16"/>
-              </w:rPr>
-            </w:pPr>
-          </w:p>
-        </w:tc>
-        <w:tc>
-          <w:tcPr>
-            <w:tcW w:w="574" w:type="dxa"/>
-            <w:tcBorders>
-              <w:top w:val="single" w:sz="4" w:space="0" w:color="000000"/>
-              <w:left w:val="single" w:sz="4" w:space="0" w:color="000000"/>
-              <w:bottom w:val="single" w:sz="4" w:space="0" w:color="000000"/>
-              <w:right w:val="single" w:sz="4" w:space="0" w:color="000000"/>
-            </w:tcBorders>
-            <w:tcMar>
-              <w:top w:w="30" w:type="dxa"/>
-              <w:left w:w="70" w:type="dxa"/>
-              <w:bottom w:w="30" w:type="dxa"/>
-              <w:right w:w="70" w:type="dxa"/>
-            </w:tcMar>
-          </w:tcPr>
-          <w:p>
-            <w:pPr>
-              <w:spacing w:before="120" w:after="120"/>
-              <w:rPr>
-                <w:sz w:val="16"/>
-                <w:szCs w:val="16"/>
-              </w:rPr>
-            </w:pPr>
-          </w:p>
-        </w:tc>
-        <w:tc>
-          <w:tcPr>
-            <w:tcW w:w="574" w:type="dxa"/>
-            <w:tcBorders>
-              <w:top w:val="single" w:sz="4" w:space="0" w:color="000000"/>
-              <w:left w:val="single" w:sz="4" w:space="0" w:color="000000"/>
-              <w:bottom w:val="single" w:sz="4" w:space="0" w:color="000000"/>
-              <w:right w:val="single" w:sz="4" w:space="0" w:color="000000"/>
-            </w:tcBorders>
-            <w:tcMar>
-              <w:top w:w="30" w:type="dxa"/>
-              <w:left w:w="70" w:type="dxa"/>
-              <w:bottom w:w="30" w:type="dxa"/>
-              <w:right w:w="70" w:type="dxa"/>
-            </w:tcMar>
-          </w:tcPr>
-          <w:p>
-            <w:pPr>
-              <w:spacing w:before="120" w:after="120"/>
-              <w:rPr>
-                <w:sz w:val="16"/>
-                <w:szCs w:val="16"/>
-              </w:rPr>
-            </w:pPr>
-          </w:p>
-        </w:tc>
-        <w:tc>
-          <w:tcPr>
-            <w:tcW w:w="574" w:type="dxa"/>
-            <w:tcBorders>
-              <w:top w:val="single" w:sz="4" w:space="0" w:color="000000"/>
-              <w:left w:val="single" w:sz="4" w:space="0" w:color="000000"/>
-              <w:bottom w:val="single" w:sz="4" w:space="0" w:color="000000"/>
-              <w:right w:val="single" w:sz="4" w:space="0" w:color="000000"/>
-            </w:tcBorders>
-            <w:tcMar>
-              <w:top w:w="30" w:type="dxa"/>
-              <w:left w:w="70" w:type="dxa"/>
-              <w:bottom w:w="30" w:type="dxa"/>
-              <w:right w:w="70" w:type="dxa"/>
-            </w:tcMar>
-          </w:tcPr>
-          <w:p>
-            <w:pPr>
-              <w:spacing w:before="120" w:after="120"/>
-              <w:rPr>
-                <w:sz w:val="16"/>
-                <w:szCs w:val="16"/>
-              </w:rPr>
-            </w:pPr>
-          </w:p>
-        </w:tc>
-        <w:tc>
-          <w:tcPr>
-            <w:tcW w:w="574" w:type="dxa"/>
-            <w:tcBorders>
-              <w:top w:val="single" w:sz="4" w:space="0" w:color="000000"/>
-              <w:left w:val="single" w:sz="4" w:space="0" w:color="000000"/>
-              <w:bottom w:val="single" w:sz="4" w:space="0" w:color="000000"/>
-              <w:right w:val="single" w:sz="4" w:space="0" w:color="000000"/>
-            </w:tcBorders>
-            <w:tcMar>
-              <w:top w:w="30" w:type="dxa"/>
-              <w:left w:w="70" w:type="dxa"/>
-              <w:bottom w:w="30" w:type="dxa"/>
-              <w:right w:w="70" w:type="dxa"/>
-            </w:tcMar>
-          </w:tcPr>
-          <w:p>
-            <w:pPr>
-              <w:spacing w:before="120" w:after="120"/>
+              <w:spacing w:beforeLines="40" w:before="96" w:afterLines="40" w:after="96"/>
+              <w:rPr>
+                <w:sz w:val="16"/>
+                <w:szCs w:val="16"/>
+              </w:rPr>
+            </w:pPr>
+          </w:p>
+        </w:tc>
+        <w:tc>
+          <w:tcPr>
+            <w:tcW w:w="574" w:type="dxa"/>
+            <w:tcBorders>
+              <w:top w:val="single" w:sz="4" w:space="0" w:color="000000"/>
+              <w:left w:val="single" w:sz="4" w:space="0" w:color="000000"/>
+              <w:bottom w:val="single" w:sz="4" w:space="0" w:color="000000"/>
+              <w:right w:val="single" w:sz="4" w:space="0" w:color="000000"/>
+            </w:tcBorders>
+            <w:tcMar>
+              <w:top w:w="30" w:type="dxa"/>
+              <w:left w:w="70" w:type="dxa"/>
+              <w:bottom w:w="30" w:type="dxa"/>
+              <w:right w:w="70" w:type="dxa"/>
+            </w:tcMar>
+          </w:tcPr>
+          <w:p>
+            <w:pPr>
+              <w:spacing w:beforeLines="40" w:before="96" w:afterLines="40" w:after="96"/>
+              <w:rPr>
+                <w:sz w:val="16"/>
+                <w:szCs w:val="16"/>
+              </w:rPr>
+            </w:pPr>
+          </w:p>
+        </w:tc>
+        <w:tc>
+          <w:tcPr>
+            <w:tcW w:w="574" w:type="dxa"/>
+            <w:tcBorders>
+              <w:top w:val="single" w:sz="4" w:space="0" w:color="000000"/>
+              <w:left w:val="single" w:sz="4" w:space="0" w:color="000000"/>
+              <w:bottom w:val="single" w:sz="4" w:space="0" w:color="000000"/>
+              <w:right w:val="single" w:sz="4" w:space="0" w:color="000000"/>
+            </w:tcBorders>
+            <w:tcMar>
+              <w:top w:w="30" w:type="dxa"/>
+              <w:left w:w="70" w:type="dxa"/>
+              <w:bottom w:w="30" w:type="dxa"/>
+              <w:right w:w="70" w:type="dxa"/>
+            </w:tcMar>
+          </w:tcPr>
+          <w:p>
+            <w:pPr>
+              <w:spacing w:beforeLines="40" w:before="96" w:afterLines="40" w:after="96"/>
+              <w:rPr>
+                <w:sz w:val="16"/>
+                <w:szCs w:val="16"/>
+              </w:rPr>
+            </w:pPr>
+          </w:p>
+        </w:tc>
+        <w:tc>
+          <w:tcPr>
+            <w:tcW w:w="574" w:type="dxa"/>
+            <w:tcBorders>
+              <w:top w:val="single" w:sz="4" w:space="0" w:color="000000"/>
+              <w:left w:val="single" w:sz="4" w:space="0" w:color="000000"/>
+              <w:bottom w:val="single" w:sz="4" w:space="0" w:color="000000"/>
+              <w:right w:val="single" w:sz="4" w:space="0" w:color="000000"/>
+            </w:tcBorders>
+            <w:tcMar>
+              <w:top w:w="30" w:type="dxa"/>
+              <w:left w:w="70" w:type="dxa"/>
+              <w:bottom w:w="30" w:type="dxa"/>
+              <w:right w:w="70" w:type="dxa"/>
+            </w:tcMar>
+          </w:tcPr>
+          <w:p>
+            <w:pPr>
+              <w:spacing w:beforeLines="40" w:before="96" w:afterLines="40" w:after="96"/>
+              <w:rPr>
+                <w:sz w:val="16"/>
+                <w:szCs w:val="16"/>
+              </w:rPr>
+            </w:pPr>
+          </w:p>
+        </w:tc>
+        <w:tc>
+          <w:tcPr>
+            <w:tcW w:w="574" w:type="dxa"/>
+            <w:tcBorders>
+              <w:top w:val="single" w:sz="4" w:space="0" w:color="000000"/>
+              <w:left w:val="single" w:sz="4" w:space="0" w:color="000000"/>
+              <w:bottom w:val="single" w:sz="4" w:space="0" w:color="000000"/>
+              <w:right w:val="single" w:sz="4" w:space="0" w:color="000000"/>
+            </w:tcBorders>
+            <w:tcMar>
+              <w:top w:w="30" w:type="dxa"/>
+              <w:left w:w="70" w:type="dxa"/>
+              <w:bottom w:w="30" w:type="dxa"/>
+              <w:right w:w="70" w:type="dxa"/>
+            </w:tcMar>
+          </w:tcPr>
+          <w:p>
+            <w:pPr>
+              <w:spacing w:beforeLines="40" w:before="96" w:afterLines="40" w:after="96"/>
+              <w:rPr>
+                <w:sz w:val="16"/>
+                <w:szCs w:val="16"/>
+              </w:rPr>
+            </w:pPr>
+          </w:p>
+        </w:tc>
+        <w:tc>
+          <w:tcPr>
+            <w:tcW w:w="574" w:type="dxa"/>
+            <w:tcBorders>
+              <w:top w:val="single" w:sz="4" w:space="0" w:color="000000"/>
+              <w:left w:val="single" w:sz="4" w:space="0" w:color="000000"/>
+              <w:bottom w:val="single" w:sz="4" w:space="0" w:color="000000"/>
+              <w:right w:val="single" w:sz="4" w:space="0" w:color="000000"/>
+            </w:tcBorders>
+            <w:tcMar>
+              <w:top w:w="30" w:type="dxa"/>
+              <w:left w:w="70" w:type="dxa"/>
+              <w:bottom w:w="30" w:type="dxa"/>
+              <w:right w:w="70" w:type="dxa"/>
+            </w:tcMar>
+          </w:tcPr>
+          <w:p>
+            <w:pPr>
+              <w:spacing w:beforeLines="40" w:before="96" w:afterLines="40" w:after="96"/>
+              <w:rPr>
+                <w:sz w:val="16"/>
+                <w:szCs w:val="16"/>
+              </w:rPr>
+            </w:pPr>
+          </w:p>
+        </w:tc>
+        <w:tc>
+          <w:tcPr>
+            <w:tcW w:w="574" w:type="dxa"/>
+            <w:tcBorders>
+              <w:top w:val="single" w:sz="4" w:space="0" w:color="000000"/>
+              <w:left w:val="single" w:sz="4" w:space="0" w:color="000000"/>
+              <w:bottom w:val="single" w:sz="4" w:space="0" w:color="000000"/>
+              <w:right w:val="single" w:sz="4" w:space="0" w:color="000000"/>
+            </w:tcBorders>
+            <w:tcMar>
+              <w:top w:w="30" w:type="dxa"/>
+              <w:left w:w="70" w:type="dxa"/>
+              <w:bottom w:w="30" w:type="dxa"/>
+              <w:right w:w="70" w:type="dxa"/>
+            </w:tcMar>
+          </w:tcPr>
+          <w:p>
+            <w:pPr>
+              <w:spacing w:beforeLines="40" w:before="96" w:afterLines="40" w:after="96"/>
+              <w:rPr>
+                <w:sz w:val="16"/>
+                <w:szCs w:val="16"/>
+              </w:rPr>
+            </w:pPr>
+          </w:p>
+        </w:tc>
+        <w:tc>
+          <w:tcPr>
+            <w:tcW w:w="574" w:type="dxa"/>
+            <w:tcBorders>
+              <w:top w:val="single" w:sz="4" w:space="0" w:color="000000"/>
+              <w:left w:val="single" w:sz="4" w:space="0" w:color="000000"/>
+              <w:bottom w:val="single" w:sz="4" w:space="0" w:color="000000"/>
+              <w:right w:val="single" w:sz="4" w:space="0" w:color="000000"/>
+            </w:tcBorders>
+            <w:tcMar>
+              <w:top w:w="30" w:type="dxa"/>
+              <w:left w:w="70" w:type="dxa"/>
+              <w:bottom w:w="30" w:type="dxa"/>
+              <w:right w:w="70" w:type="dxa"/>
+            </w:tcMar>
+          </w:tcPr>
+          <w:p>
+            <w:pPr>
+              <w:spacing w:beforeLines="40" w:before="96" w:afterLines="40" w:after="96"/>
+              <w:rPr>
+                <w:sz w:val="16"/>
+                <w:szCs w:val="16"/>
+              </w:rPr>
+            </w:pPr>
+          </w:p>
+        </w:tc>
+        <w:tc>
+          <w:tcPr>
+            <w:tcW w:w="574" w:type="dxa"/>
+            <w:tcBorders>
+              <w:top w:val="single" w:sz="4" w:space="0" w:color="000000"/>
+              <w:left w:val="single" w:sz="4" w:space="0" w:color="000000"/>
+              <w:bottom w:val="single" w:sz="4" w:space="0" w:color="000000"/>
+              <w:right w:val="single" w:sz="4" w:space="0" w:color="000000"/>
+            </w:tcBorders>
+            <w:tcMar>
+              <w:top w:w="30" w:type="dxa"/>
+              <w:left w:w="70" w:type="dxa"/>
+              <w:bottom w:w="30" w:type="dxa"/>
+              <w:right w:w="70" w:type="dxa"/>
+            </w:tcMar>
+          </w:tcPr>
+          <w:p>
+            <w:pPr>
+              <w:spacing w:beforeLines="40" w:before="96" w:afterLines="40" w:after="96"/>
+              <w:rPr>
+                <w:sz w:val="16"/>
+                <w:szCs w:val="16"/>
+              </w:rPr>
+            </w:pPr>
+          </w:p>
+        </w:tc>
+        <w:tc>
+          <w:tcPr>
+            <w:tcW w:w="574" w:type="dxa"/>
+            <w:tcBorders>
+              <w:top w:val="single" w:sz="4" w:space="0" w:color="000000"/>
+              <w:left w:val="single" w:sz="4" w:space="0" w:color="000000"/>
+              <w:bottom w:val="single" w:sz="4" w:space="0" w:color="000000"/>
+              <w:right w:val="single" w:sz="4" w:space="0" w:color="000000"/>
+            </w:tcBorders>
+            <w:tcMar>
+              <w:top w:w="30" w:type="dxa"/>
+              <w:left w:w="70" w:type="dxa"/>
+              <w:bottom w:w="30" w:type="dxa"/>
+              <w:right w:w="70" w:type="dxa"/>
+            </w:tcMar>
+          </w:tcPr>
+          <w:p>
+            <w:pPr>
+              <w:spacing w:beforeLines="40" w:before="96" w:afterLines="40" w:after="96"/>
+              <w:rPr>
+                <w:sz w:val="16"/>
+                <w:szCs w:val="16"/>
+              </w:rPr>
+            </w:pPr>
+          </w:p>
+        </w:tc>
+        <w:tc>
+          <w:tcPr>
+            <w:tcW w:w="574" w:type="dxa"/>
+            <w:tcBorders>
+              <w:top w:val="single" w:sz="4" w:space="0" w:color="000000"/>
+              <w:left w:val="single" w:sz="4" w:space="0" w:color="000000"/>
+              <w:bottom w:val="single" w:sz="4" w:space="0" w:color="000000"/>
+              <w:right w:val="single" w:sz="4" w:space="0" w:color="000000"/>
+            </w:tcBorders>
+            <w:tcMar>
+              <w:top w:w="30" w:type="dxa"/>
+              <w:left w:w="70" w:type="dxa"/>
+              <w:bottom w:w="30" w:type="dxa"/>
+              <w:right w:w="70" w:type="dxa"/>
+            </w:tcMar>
+          </w:tcPr>
+          <w:p>
+            <w:pPr>
+              <w:spacing w:beforeLines="40" w:before="96" w:afterLines="40" w:after="96"/>
+              <w:rPr>
+                <w:sz w:val="16"/>
+                <w:szCs w:val="16"/>
+              </w:rPr>
+            </w:pPr>
+          </w:p>
+        </w:tc>
+        <w:tc>
+          <w:tcPr>
+            <w:tcW w:w="574" w:type="dxa"/>
+            <w:tcBorders>
+              <w:top w:val="single" w:sz="4" w:space="0" w:color="000000"/>
+              <w:left w:val="single" w:sz="4" w:space="0" w:color="000000"/>
+              <w:bottom w:val="single" w:sz="4" w:space="0" w:color="000000"/>
+              <w:right w:val="single" w:sz="4" w:space="0" w:color="000000"/>
+            </w:tcBorders>
+            <w:tcMar>
+              <w:top w:w="30" w:type="dxa"/>
+              <w:left w:w="70" w:type="dxa"/>
+              <w:bottom w:w="30" w:type="dxa"/>
+              <w:right w:w="70" w:type="dxa"/>
+            </w:tcMar>
+          </w:tcPr>
+          <w:p>
+            <w:pPr>
+              <w:spacing w:beforeLines="40" w:before="96" w:afterLines="40" w:after="96"/>
+              <w:rPr>
+                <w:sz w:val="16"/>
+                <w:szCs w:val="16"/>
+              </w:rPr>
+            </w:pPr>
+          </w:p>
+        </w:tc>
+        <w:tc>
+          <w:tcPr>
+            <w:tcW w:w="574" w:type="dxa"/>
+            <w:tcBorders>
+              <w:top w:val="single" w:sz="4" w:space="0" w:color="000000"/>
+              <w:left w:val="single" w:sz="4" w:space="0" w:color="000000"/>
+              <w:bottom w:val="single" w:sz="4" w:space="0" w:color="000000"/>
+              <w:right w:val="single" w:sz="4" w:space="0" w:color="000000"/>
+            </w:tcBorders>
+            <w:tcMar>
+              <w:top w:w="30" w:type="dxa"/>
+              <w:left w:w="70" w:type="dxa"/>
+              <w:bottom w:w="30" w:type="dxa"/>
+              <w:right w:w="70" w:type="dxa"/>
+            </w:tcMar>
+          </w:tcPr>
+          <w:p>
+            <w:pPr>
+              <w:spacing w:beforeLines="40" w:before="96" w:afterLines="40" w:after="96"/>
               <w:rPr>
                 <w:sz w:val="16"/>
                 <w:szCs w:val="16"/>
@@ -1573,7 +1619,7 @@
           </w:tcPr>
           <w:p>
             <w:pPr>
-              <w:spacing w:before="120" w:after="120"/>
+              <w:spacing w:beforeLines="40" w:before="96" w:afterLines="40" w:after="96"/>
               <w:rPr>
                 <w:sz w:val="16"/>
                 <w:szCs w:val="16"/>
@@ -1632,7 +1678,7 @@
           </w:tcPr>
           <w:p>
             <w:pPr>
-              <w:spacing w:before="120" w:after="120"/>
+              <w:spacing w:beforeLines="40" w:before="96" w:afterLines="40" w:after="96"/>
               <w:rPr>
                 <w:sz w:val="16"/>
                 <w:szCs w:val="16"/>
@@ -1659,7 +1705,7 @@
           </w:tcPr>
           <w:p>
             <w:pPr>
-              <w:spacing w:before="120" w:after="120"/>
+              <w:spacing w:beforeLines="40" w:before="96" w:afterLines="40" w:after="96"/>
               <w:rPr>
                 <w:sz w:val="16"/>
                 <w:szCs w:val="16"/>
@@ -1686,267 +1732,267 @@
           </w:tcPr>
           <w:p>
             <w:pPr>
-              <w:spacing w:before="120" w:after="120"/>
-              <w:rPr>
-                <w:sz w:val="16"/>
-                <w:szCs w:val="16"/>
-              </w:rPr>
-            </w:pPr>
-          </w:p>
-        </w:tc>
-        <w:tc>
-          <w:tcPr>
-            <w:tcW w:w="574" w:type="dxa"/>
-            <w:tcBorders>
-              <w:top w:val="single" w:sz="4" w:space="0" w:color="000000"/>
-              <w:left w:val="single" w:sz="4" w:space="0" w:color="000000"/>
-              <w:bottom w:val="single" w:sz="4" w:space="0" w:color="000000"/>
-              <w:right w:val="single" w:sz="4" w:space="0" w:color="000000"/>
-            </w:tcBorders>
-            <w:tcMar>
-              <w:top w:w="30" w:type="dxa"/>
-              <w:left w:w="70" w:type="dxa"/>
-              <w:bottom w:w="30" w:type="dxa"/>
-              <w:right w:w="70" w:type="dxa"/>
-            </w:tcMar>
-          </w:tcPr>
-          <w:p>
-            <w:pPr>
-              <w:spacing w:before="120" w:after="120"/>
-              <w:rPr>
-                <w:sz w:val="16"/>
-                <w:szCs w:val="16"/>
-              </w:rPr>
-            </w:pPr>
-          </w:p>
-        </w:tc>
-        <w:tc>
-          <w:tcPr>
-            <w:tcW w:w="574" w:type="dxa"/>
-            <w:tcBorders>
-              <w:top w:val="single" w:sz="4" w:space="0" w:color="000000"/>
-              <w:left w:val="single" w:sz="4" w:space="0" w:color="000000"/>
-              <w:bottom w:val="single" w:sz="4" w:space="0" w:color="000000"/>
-              <w:right w:val="single" w:sz="4" w:space="0" w:color="000000"/>
-            </w:tcBorders>
-            <w:tcMar>
-              <w:top w:w="30" w:type="dxa"/>
-              <w:left w:w="70" w:type="dxa"/>
-              <w:bottom w:w="30" w:type="dxa"/>
-              <w:right w:w="70" w:type="dxa"/>
-            </w:tcMar>
-          </w:tcPr>
-          <w:p>
-            <w:pPr>
-              <w:spacing w:before="120" w:after="120"/>
-              <w:rPr>
-                <w:sz w:val="16"/>
-                <w:szCs w:val="16"/>
-              </w:rPr>
-            </w:pPr>
-          </w:p>
-        </w:tc>
-        <w:tc>
-          <w:tcPr>
-            <w:tcW w:w="574" w:type="dxa"/>
-            <w:tcBorders>
-              <w:top w:val="single" w:sz="4" w:space="0" w:color="000000"/>
-              <w:left w:val="single" w:sz="4" w:space="0" w:color="000000"/>
-              <w:bottom w:val="single" w:sz="4" w:space="0" w:color="000000"/>
-              <w:right w:val="single" w:sz="4" w:space="0" w:color="000000"/>
-            </w:tcBorders>
-            <w:tcMar>
-              <w:top w:w="30" w:type="dxa"/>
-              <w:left w:w="70" w:type="dxa"/>
-              <w:bottom w:w="30" w:type="dxa"/>
-              <w:right w:w="70" w:type="dxa"/>
-            </w:tcMar>
-          </w:tcPr>
-          <w:p>
-            <w:pPr>
-              <w:spacing w:before="120" w:after="120"/>
-              <w:rPr>
-                <w:sz w:val="16"/>
-                <w:szCs w:val="16"/>
-              </w:rPr>
-            </w:pPr>
-          </w:p>
-        </w:tc>
-        <w:tc>
-          <w:tcPr>
-            <w:tcW w:w="574" w:type="dxa"/>
-            <w:tcBorders>
-              <w:top w:val="single" w:sz="4" w:space="0" w:color="000000"/>
-              <w:left w:val="single" w:sz="4" w:space="0" w:color="000000"/>
-              <w:bottom w:val="single" w:sz="4" w:space="0" w:color="000000"/>
-              <w:right w:val="single" w:sz="4" w:space="0" w:color="000000"/>
-            </w:tcBorders>
-            <w:tcMar>
-              <w:top w:w="30" w:type="dxa"/>
-              <w:left w:w="70" w:type="dxa"/>
-              <w:bottom w:w="30" w:type="dxa"/>
-              <w:right w:w="70" w:type="dxa"/>
-            </w:tcMar>
-          </w:tcPr>
-          <w:p>
-            <w:pPr>
-              <w:spacing w:before="120" w:after="120"/>
-              <w:rPr>
-                <w:sz w:val="16"/>
-                <w:szCs w:val="16"/>
-              </w:rPr>
-            </w:pPr>
-          </w:p>
-        </w:tc>
-        <w:tc>
-          <w:tcPr>
-            <w:tcW w:w="574" w:type="dxa"/>
-            <w:tcBorders>
-              <w:top w:val="single" w:sz="4" w:space="0" w:color="000000"/>
-              <w:left w:val="single" w:sz="4" w:space="0" w:color="000000"/>
-              <w:bottom w:val="single" w:sz="4" w:space="0" w:color="000000"/>
-              <w:right w:val="single" w:sz="4" w:space="0" w:color="000000"/>
-            </w:tcBorders>
-            <w:tcMar>
-              <w:top w:w="30" w:type="dxa"/>
-              <w:left w:w="70" w:type="dxa"/>
-              <w:bottom w:w="30" w:type="dxa"/>
-              <w:right w:w="70" w:type="dxa"/>
-            </w:tcMar>
-          </w:tcPr>
-          <w:p>
-            <w:pPr>
-              <w:spacing w:before="120" w:after="120"/>
-              <w:rPr>
-                <w:sz w:val="16"/>
-                <w:szCs w:val="16"/>
-              </w:rPr>
-            </w:pPr>
-          </w:p>
-        </w:tc>
-        <w:tc>
-          <w:tcPr>
-            <w:tcW w:w="574" w:type="dxa"/>
-            <w:tcBorders>
-              <w:top w:val="single" w:sz="4" w:space="0" w:color="000000"/>
-              <w:left w:val="single" w:sz="4" w:space="0" w:color="000000"/>
-              <w:bottom w:val="single" w:sz="4" w:space="0" w:color="000000"/>
-              <w:right w:val="single" w:sz="4" w:space="0" w:color="000000"/>
-            </w:tcBorders>
-            <w:tcMar>
-              <w:top w:w="30" w:type="dxa"/>
-              <w:left w:w="70" w:type="dxa"/>
-              <w:bottom w:w="30" w:type="dxa"/>
-              <w:right w:w="70" w:type="dxa"/>
-            </w:tcMar>
-          </w:tcPr>
-          <w:p>
-            <w:pPr>
-              <w:spacing w:before="120" w:after="120"/>
-              <w:rPr>
-                <w:sz w:val="16"/>
-                <w:szCs w:val="16"/>
-              </w:rPr>
-            </w:pPr>
-          </w:p>
-        </w:tc>
-        <w:tc>
-          <w:tcPr>
-            <w:tcW w:w="574" w:type="dxa"/>
-            <w:tcBorders>
-              <w:top w:val="single" w:sz="4" w:space="0" w:color="000000"/>
-              <w:left w:val="single" w:sz="4" w:space="0" w:color="000000"/>
-              <w:bottom w:val="single" w:sz="4" w:space="0" w:color="000000"/>
-              <w:right w:val="single" w:sz="4" w:space="0" w:color="000000"/>
-            </w:tcBorders>
-            <w:tcMar>
-              <w:top w:w="30" w:type="dxa"/>
-              <w:left w:w="70" w:type="dxa"/>
-              <w:bottom w:w="30" w:type="dxa"/>
-              <w:right w:w="70" w:type="dxa"/>
-            </w:tcMar>
-          </w:tcPr>
-          <w:p>
-            <w:pPr>
-              <w:spacing w:before="120" w:after="120"/>
-              <w:rPr>
-                <w:sz w:val="16"/>
-                <w:szCs w:val="16"/>
-              </w:rPr>
-            </w:pPr>
-          </w:p>
-        </w:tc>
-        <w:tc>
-          <w:tcPr>
-            <w:tcW w:w="574" w:type="dxa"/>
-            <w:tcBorders>
-              <w:top w:val="single" w:sz="4" w:space="0" w:color="000000"/>
-              <w:left w:val="single" w:sz="4" w:space="0" w:color="000000"/>
-              <w:bottom w:val="single" w:sz="4" w:space="0" w:color="000000"/>
-              <w:right w:val="single" w:sz="4" w:space="0" w:color="000000"/>
-            </w:tcBorders>
-            <w:tcMar>
-              <w:top w:w="30" w:type="dxa"/>
-              <w:left w:w="70" w:type="dxa"/>
-              <w:bottom w:w="30" w:type="dxa"/>
-              <w:right w:w="70" w:type="dxa"/>
-            </w:tcMar>
-          </w:tcPr>
-          <w:p>
-            <w:pPr>
-              <w:spacing w:before="120" w:after="120"/>
-              <w:rPr>
-                <w:sz w:val="16"/>
-                <w:szCs w:val="16"/>
-              </w:rPr>
-            </w:pPr>
-          </w:p>
-        </w:tc>
-        <w:tc>
-          <w:tcPr>
-            <w:tcW w:w="574" w:type="dxa"/>
-            <w:tcBorders>
-              <w:top w:val="single" w:sz="4" w:space="0" w:color="000000"/>
-              <w:left w:val="single" w:sz="4" w:space="0" w:color="000000"/>
-              <w:bottom w:val="single" w:sz="4" w:space="0" w:color="000000"/>
-              <w:right w:val="single" w:sz="4" w:space="0" w:color="000000"/>
-            </w:tcBorders>
-            <w:tcMar>
-              <w:top w:w="30" w:type="dxa"/>
-              <w:left w:w="70" w:type="dxa"/>
-              <w:bottom w:w="30" w:type="dxa"/>
-              <w:right w:w="70" w:type="dxa"/>
-            </w:tcMar>
-          </w:tcPr>
-          <w:p>
-            <w:pPr>
-              <w:spacing w:before="120" w:after="120"/>
-              <w:rPr>
-                <w:sz w:val="16"/>
-                <w:szCs w:val="16"/>
-              </w:rPr>
-            </w:pPr>
-          </w:p>
-        </w:tc>
-        <w:tc>
-          <w:tcPr>
-            <w:tcW w:w="574" w:type="dxa"/>
-            <w:tcBorders>
-              <w:top w:val="single" w:sz="4" w:space="0" w:color="000000"/>
-              <w:left w:val="single" w:sz="4" w:space="0" w:color="000000"/>
-              <w:bottom w:val="single" w:sz="4" w:space="0" w:color="000000"/>
-              <w:right w:val="single" w:sz="4" w:space="0" w:color="000000"/>
-            </w:tcBorders>
-            <w:tcMar>
-              <w:top w:w="30" w:type="dxa"/>
-              <w:left w:w="70" w:type="dxa"/>
-              <w:bottom w:w="30" w:type="dxa"/>
-              <w:right w:w="70" w:type="dxa"/>
-            </w:tcMar>
-          </w:tcPr>
-          <w:p>
-            <w:pPr>
-              <w:spacing w:before="120" w:after="120"/>
+              <w:spacing w:beforeLines="40" w:before="96" w:afterLines="40" w:after="96"/>
+              <w:rPr>
+                <w:sz w:val="16"/>
+                <w:szCs w:val="16"/>
+              </w:rPr>
+            </w:pPr>
+          </w:p>
+        </w:tc>
+        <w:tc>
+          <w:tcPr>
+            <w:tcW w:w="574" w:type="dxa"/>
+            <w:tcBorders>
+              <w:top w:val="single" w:sz="4" w:space="0" w:color="000000"/>
+              <w:left w:val="single" w:sz="4" w:space="0" w:color="000000"/>
+              <w:bottom w:val="single" w:sz="4" w:space="0" w:color="000000"/>
+              <w:right w:val="single" w:sz="4" w:space="0" w:color="000000"/>
+            </w:tcBorders>
+            <w:tcMar>
+              <w:top w:w="30" w:type="dxa"/>
+              <w:left w:w="70" w:type="dxa"/>
+              <w:bottom w:w="30" w:type="dxa"/>
+              <w:right w:w="70" w:type="dxa"/>
+            </w:tcMar>
+          </w:tcPr>
+          <w:p>
+            <w:pPr>
+              <w:spacing w:beforeLines="40" w:before="96" w:afterLines="40" w:after="96"/>
+              <w:rPr>
+                <w:sz w:val="16"/>
+                <w:szCs w:val="16"/>
+              </w:rPr>
+            </w:pPr>
+          </w:p>
+        </w:tc>
+        <w:tc>
+          <w:tcPr>
+            <w:tcW w:w="574" w:type="dxa"/>
+            <w:tcBorders>
+              <w:top w:val="single" w:sz="4" w:space="0" w:color="000000"/>
+              <w:left w:val="single" w:sz="4" w:space="0" w:color="000000"/>
+              <w:bottom w:val="single" w:sz="4" w:space="0" w:color="000000"/>
+              <w:right w:val="single" w:sz="4" w:space="0" w:color="000000"/>
+            </w:tcBorders>
+            <w:tcMar>
+              <w:top w:w="30" w:type="dxa"/>
+              <w:left w:w="70" w:type="dxa"/>
+              <w:bottom w:w="30" w:type="dxa"/>
+              <w:right w:w="70" w:type="dxa"/>
+            </w:tcMar>
+          </w:tcPr>
+          <w:p>
+            <w:pPr>
+              <w:spacing w:beforeLines="40" w:before="96" w:afterLines="40" w:after="96"/>
+              <w:rPr>
+                <w:sz w:val="16"/>
+                <w:szCs w:val="16"/>
+              </w:rPr>
+            </w:pPr>
+          </w:p>
+        </w:tc>
+        <w:tc>
+          <w:tcPr>
+            <w:tcW w:w="574" w:type="dxa"/>
+            <w:tcBorders>
+              <w:top w:val="single" w:sz="4" w:space="0" w:color="000000"/>
+              <w:left w:val="single" w:sz="4" w:space="0" w:color="000000"/>
+              <w:bottom w:val="single" w:sz="4" w:space="0" w:color="000000"/>
+              <w:right w:val="single" w:sz="4" w:space="0" w:color="000000"/>
+            </w:tcBorders>
+            <w:tcMar>
+              <w:top w:w="30" w:type="dxa"/>
+              <w:left w:w="70" w:type="dxa"/>
+              <w:bottom w:w="30" w:type="dxa"/>
+              <w:right w:w="70" w:type="dxa"/>
+            </w:tcMar>
+          </w:tcPr>
+          <w:p>
+            <w:pPr>
+              <w:spacing w:beforeLines="40" w:before="96" w:afterLines="40" w:after="96"/>
+              <w:rPr>
+                <w:sz w:val="16"/>
+                <w:szCs w:val="16"/>
+              </w:rPr>
+            </w:pPr>
+          </w:p>
+        </w:tc>
+        <w:tc>
+          <w:tcPr>
+            <w:tcW w:w="574" w:type="dxa"/>
+            <w:tcBorders>
+              <w:top w:val="single" w:sz="4" w:space="0" w:color="000000"/>
+              <w:left w:val="single" w:sz="4" w:space="0" w:color="000000"/>
+              <w:bottom w:val="single" w:sz="4" w:space="0" w:color="000000"/>
+              <w:right w:val="single" w:sz="4" w:space="0" w:color="000000"/>
+            </w:tcBorders>
+            <w:tcMar>
+              <w:top w:w="30" w:type="dxa"/>
+              <w:left w:w="70" w:type="dxa"/>
+              <w:bottom w:w="30" w:type="dxa"/>
+              <w:right w:w="70" w:type="dxa"/>
+            </w:tcMar>
+          </w:tcPr>
+          <w:p>
+            <w:pPr>
+              <w:spacing w:beforeLines="40" w:before="96" w:afterLines="40" w:after="96"/>
+              <w:rPr>
+                <w:sz w:val="16"/>
+                <w:szCs w:val="16"/>
+              </w:rPr>
+            </w:pPr>
+          </w:p>
+        </w:tc>
+        <w:tc>
+          <w:tcPr>
+            <w:tcW w:w="574" w:type="dxa"/>
+            <w:tcBorders>
+              <w:top w:val="single" w:sz="4" w:space="0" w:color="000000"/>
+              <w:left w:val="single" w:sz="4" w:space="0" w:color="000000"/>
+              <w:bottom w:val="single" w:sz="4" w:space="0" w:color="000000"/>
+              <w:right w:val="single" w:sz="4" w:space="0" w:color="000000"/>
+            </w:tcBorders>
+            <w:tcMar>
+              <w:top w:w="30" w:type="dxa"/>
+              <w:left w:w="70" w:type="dxa"/>
+              <w:bottom w:w="30" w:type="dxa"/>
+              <w:right w:w="70" w:type="dxa"/>
+            </w:tcMar>
+          </w:tcPr>
+          <w:p>
+            <w:pPr>
+              <w:spacing w:beforeLines="40" w:before="96" w:afterLines="40" w:after="96"/>
+              <w:rPr>
+                <w:sz w:val="16"/>
+                <w:szCs w:val="16"/>
+              </w:rPr>
+            </w:pPr>
+          </w:p>
+        </w:tc>
+        <w:tc>
+          <w:tcPr>
+            <w:tcW w:w="574" w:type="dxa"/>
+            <w:tcBorders>
+              <w:top w:val="single" w:sz="4" w:space="0" w:color="000000"/>
+              <w:left w:val="single" w:sz="4" w:space="0" w:color="000000"/>
+              <w:bottom w:val="single" w:sz="4" w:space="0" w:color="000000"/>
+              <w:right w:val="single" w:sz="4" w:space="0" w:color="000000"/>
+            </w:tcBorders>
+            <w:tcMar>
+              <w:top w:w="30" w:type="dxa"/>
+              <w:left w:w="70" w:type="dxa"/>
+              <w:bottom w:w="30" w:type="dxa"/>
+              <w:right w:w="70" w:type="dxa"/>
+            </w:tcMar>
+          </w:tcPr>
+          <w:p>
+            <w:pPr>
+              <w:spacing w:beforeLines="40" w:before="96" w:afterLines="40" w:after="96"/>
+              <w:rPr>
+                <w:sz w:val="16"/>
+                <w:szCs w:val="16"/>
+              </w:rPr>
+            </w:pPr>
+          </w:p>
+        </w:tc>
+        <w:tc>
+          <w:tcPr>
+            <w:tcW w:w="574" w:type="dxa"/>
+            <w:tcBorders>
+              <w:top w:val="single" w:sz="4" w:space="0" w:color="000000"/>
+              <w:left w:val="single" w:sz="4" w:space="0" w:color="000000"/>
+              <w:bottom w:val="single" w:sz="4" w:space="0" w:color="000000"/>
+              <w:right w:val="single" w:sz="4" w:space="0" w:color="000000"/>
+            </w:tcBorders>
+            <w:tcMar>
+              <w:top w:w="30" w:type="dxa"/>
+              <w:left w:w="70" w:type="dxa"/>
+              <w:bottom w:w="30" w:type="dxa"/>
+              <w:right w:w="70" w:type="dxa"/>
+            </w:tcMar>
+          </w:tcPr>
+          <w:p>
+            <w:pPr>
+              <w:spacing w:beforeLines="40" w:before="96" w:afterLines="40" w:after="96"/>
+              <w:rPr>
+                <w:sz w:val="16"/>
+                <w:szCs w:val="16"/>
+              </w:rPr>
+            </w:pPr>
+          </w:p>
+        </w:tc>
+        <w:tc>
+          <w:tcPr>
+            <w:tcW w:w="574" w:type="dxa"/>
+            <w:tcBorders>
+              <w:top w:val="single" w:sz="4" w:space="0" w:color="000000"/>
+              <w:left w:val="single" w:sz="4" w:space="0" w:color="000000"/>
+              <w:bottom w:val="single" w:sz="4" w:space="0" w:color="000000"/>
+              <w:right w:val="single" w:sz="4" w:space="0" w:color="000000"/>
+            </w:tcBorders>
+            <w:tcMar>
+              <w:top w:w="30" w:type="dxa"/>
+              <w:left w:w="70" w:type="dxa"/>
+              <w:bottom w:w="30" w:type="dxa"/>
+              <w:right w:w="70" w:type="dxa"/>
+            </w:tcMar>
+          </w:tcPr>
+          <w:p>
+            <w:pPr>
+              <w:spacing w:beforeLines="40" w:before="96" w:afterLines="40" w:after="96"/>
+              <w:rPr>
+                <w:sz w:val="16"/>
+                <w:szCs w:val="16"/>
+              </w:rPr>
+            </w:pPr>
+          </w:p>
+        </w:tc>
+        <w:tc>
+          <w:tcPr>
+            <w:tcW w:w="574" w:type="dxa"/>
+            <w:tcBorders>
+              <w:top w:val="single" w:sz="4" w:space="0" w:color="000000"/>
+              <w:left w:val="single" w:sz="4" w:space="0" w:color="000000"/>
+              <w:bottom w:val="single" w:sz="4" w:space="0" w:color="000000"/>
+              <w:right w:val="single" w:sz="4" w:space="0" w:color="000000"/>
+            </w:tcBorders>
+            <w:tcMar>
+              <w:top w:w="30" w:type="dxa"/>
+              <w:left w:w="70" w:type="dxa"/>
+              <w:bottom w:w="30" w:type="dxa"/>
+              <w:right w:w="70" w:type="dxa"/>
+            </w:tcMar>
+          </w:tcPr>
+          <w:p>
+            <w:pPr>
+              <w:spacing w:beforeLines="40" w:before="96" w:afterLines="40" w:after="96"/>
+              <w:rPr>
+                <w:sz w:val="16"/>
+                <w:szCs w:val="16"/>
+              </w:rPr>
+            </w:pPr>
+          </w:p>
+        </w:tc>
+        <w:tc>
+          <w:tcPr>
+            <w:tcW w:w="574" w:type="dxa"/>
+            <w:tcBorders>
+              <w:top w:val="single" w:sz="4" w:space="0" w:color="000000"/>
+              <w:left w:val="single" w:sz="4" w:space="0" w:color="000000"/>
+              <w:bottom w:val="single" w:sz="4" w:space="0" w:color="000000"/>
+              <w:right w:val="single" w:sz="4" w:space="0" w:color="000000"/>
+            </w:tcBorders>
+            <w:tcMar>
+              <w:top w:w="30" w:type="dxa"/>
+              <w:left w:w="70" w:type="dxa"/>
+              <w:bottom w:w="30" w:type="dxa"/>
+              <w:right w:w="70" w:type="dxa"/>
+            </w:tcMar>
+          </w:tcPr>
+          <w:p>
+            <w:pPr>
+              <w:spacing w:beforeLines="40" w:before="96" w:afterLines="40" w:after="96"/>
               <w:rPr>
                 <w:sz w:val="16"/>
                 <w:szCs w:val="16"/>
@@ -1974,7 +2020,7 @@
           </w:tcPr>
           <w:p>
             <w:pPr>
-              <w:spacing w:before="120" w:after="120"/>
+              <w:spacing w:beforeLines="40" w:before="96" w:afterLines="40" w:after="96"/>
               <w:rPr>
                 <w:sz w:val="16"/>
                 <w:szCs w:val="16"/>
@@ -2048,7 +2094,7 @@
           </w:tcPr>
           <w:p>
             <w:pPr>
-              <w:spacing w:before="120" w:after="120"/>
+              <w:spacing w:beforeLines="40" w:before="96" w:afterLines="40" w:after="96"/>
               <w:rPr>
                 <w:sz w:val="16"/>
                 <w:szCs w:val="16"/>
@@ -2075,7 +2121,7 @@
           </w:tcPr>
           <w:p>
             <w:pPr>
-              <w:spacing w:before="120" w:after="120"/>
+              <w:spacing w:beforeLines="40" w:before="96" w:afterLines="40" w:after="96"/>
               <w:rPr>
                 <w:sz w:val="16"/>
                 <w:szCs w:val="16"/>
@@ -2102,267 +2148,267 @@
           </w:tcPr>
           <w:p>
             <w:pPr>
-              <w:spacing w:before="120" w:after="120"/>
-              <w:rPr>
-                <w:sz w:val="16"/>
-                <w:szCs w:val="16"/>
-              </w:rPr>
-            </w:pPr>
-          </w:p>
-        </w:tc>
-        <w:tc>
-          <w:tcPr>
-            <w:tcW w:w="574" w:type="dxa"/>
-            <w:tcBorders>
-              <w:top w:val="single" w:sz="4" w:space="0" w:color="000000"/>
-              <w:left w:val="single" w:sz="4" w:space="0" w:color="000000"/>
-              <w:bottom w:val="single" w:sz="4" w:space="0" w:color="000000"/>
-              <w:right w:val="single" w:sz="4" w:space="0" w:color="000000"/>
-            </w:tcBorders>
-            <w:tcMar>
-              <w:top w:w="30" w:type="dxa"/>
-              <w:left w:w="70" w:type="dxa"/>
-              <w:bottom w:w="30" w:type="dxa"/>
-              <w:right w:w="70" w:type="dxa"/>
-            </w:tcMar>
-          </w:tcPr>
-          <w:p>
-            <w:pPr>
-              <w:spacing w:before="120" w:after="120"/>
-              <w:rPr>
-                <w:sz w:val="16"/>
-                <w:szCs w:val="16"/>
-              </w:rPr>
-            </w:pPr>
-          </w:p>
-        </w:tc>
-        <w:tc>
-          <w:tcPr>
-            <w:tcW w:w="574" w:type="dxa"/>
-            <w:tcBorders>
-              <w:top w:val="single" w:sz="4" w:space="0" w:color="000000"/>
-              <w:left w:val="single" w:sz="4" w:space="0" w:color="000000"/>
-              <w:bottom w:val="single" w:sz="4" w:space="0" w:color="000000"/>
-              <w:right w:val="single" w:sz="4" w:space="0" w:color="000000"/>
-            </w:tcBorders>
-            <w:tcMar>
-              <w:top w:w="30" w:type="dxa"/>
-              <w:left w:w="70" w:type="dxa"/>
-              <w:bottom w:w="30" w:type="dxa"/>
-              <w:right w:w="70" w:type="dxa"/>
-            </w:tcMar>
-          </w:tcPr>
-          <w:p>
-            <w:pPr>
-              <w:spacing w:before="120" w:after="120"/>
-              <w:rPr>
-                <w:sz w:val="16"/>
-                <w:szCs w:val="16"/>
-              </w:rPr>
-            </w:pPr>
-          </w:p>
-        </w:tc>
-        <w:tc>
-          <w:tcPr>
-            <w:tcW w:w="574" w:type="dxa"/>
-            <w:tcBorders>
-              <w:top w:val="single" w:sz="4" w:space="0" w:color="000000"/>
-              <w:left w:val="single" w:sz="4" w:space="0" w:color="000000"/>
-              <w:bottom w:val="single" w:sz="4" w:space="0" w:color="000000"/>
-              <w:right w:val="single" w:sz="4" w:space="0" w:color="000000"/>
-            </w:tcBorders>
-            <w:tcMar>
-              <w:top w:w="30" w:type="dxa"/>
-              <w:left w:w="70" w:type="dxa"/>
-              <w:bottom w:w="30" w:type="dxa"/>
-              <w:right w:w="70" w:type="dxa"/>
-            </w:tcMar>
-          </w:tcPr>
-          <w:p>
-            <w:pPr>
-              <w:spacing w:before="120" w:after="120"/>
-              <w:rPr>
-                <w:sz w:val="16"/>
-                <w:szCs w:val="16"/>
-              </w:rPr>
-            </w:pPr>
-          </w:p>
-        </w:tc>
-        <w:tc>
-          <w:tcPr>
-            <w:tcW w:w="574" w:type="dxa"/>
-            <w:tcBorders>
-              <w:top w:val="single" w:sz="4" w:space="0" w:color="000000"/>
-              <w:left w:val="single" w:sz="4" w:space="0" w:color="000000"/>
-              <w:bottom w:val="single" w:sz="4" w:space="0" w:color="000000"/>
-              <w:right w:val="single" w:sz="4" w:space="0" w:color="000000"/>
-            </w:tcBorders>
-            <w:tcMar>
-              <w:top w:w="30" w:type="dxa"/>
-              <w:left w:w="70" w:type="dxa"/>
-              <w:bottom w:w="30" w:type="dxa"/>
-              <w:right w:w="70" w:type="dxa"/>
-            </w:tcMar>
-          </w:tcPr>
-          <w:p>
-            <w:pPr>
-              <w:spacing w:before="120" w:after="120"/>
-              <w:rPr>
-                <w:sz w:val="16"/>
-                <w:szCs w:val="16"/>
-              </w:rPr>
-            </w:pPr>
-          </w:p>
-        </w:tc>
-        <w:tc>
-          <w:tcPr>
-            <w:tcW w:w="574" w:type="dxa"/>
-            <w:tcBorders>
-              <w:top w:val="single" w:sz="4" w:space="0" w:color="000000"/>
-              <w:left w:val="single" w:sz="4" w:space="0" w:color="000000"/>
-              <w:bottom w:val="single" w:sz="4" w:space="0" w:color="000000"/>
-              <w:right w:val="single" w:sz="4" w:space="0" w:color="000000"/>
-            </w:tcBorders>
-            <w:tcMar>
-              <w:top w:w="30" w:type="dxa"/>
-              <w:left w:w="70" w:type="dxa"/>
-              <w:bottom w:w="30" w:type="dxa"/>
-              <w:right w:w="70" w:type="dxa"/>
-            </w:tcMar>
-          </w:tcPr>
-          <w:p>
-            <w:pPr>
-              <w:spacing w:before="120" w:after="120"/>
-              <w:rPr>
-                <w:sz w:val="16"/>
-                <w:szCs w:val="16"/>
-              </w:rPr>
-            </w:pPr>
-          </w:p>
-        </w:tc>
-        <w:tc>
-          <w:tcPr>
-            <w:tcW w:w="574" w:type="dxa"/>
-            <w:tcBorders>
-              <w:top w:val="single" w:sz="4" w:space="0" w:color="000000"/>
-              <w:left w:val="single" w:sz="4" w:space="0" w:color="000000"/>
-              <w:bottom w:val="single" w:sz="4" w:space="0" w:color="000000"/>
-              <w:right w:val="single" w:sz="4" w:space="0" w:color="000000"/>
-            </w:tcBorders>
-            <w:tcMar>
-              <w:top w:w="30" w:type="dxa"/>
-              <w:left w:w="70" w:type="dxa"/>
-              <w:bottom w:w="30" w:type="dxa"/>
-              <w:right w:w="70" w:type="dxa"/>
-            </w:tcMar>
-          </w:tcPr>
-          <w:p>
-            <w:pPr>
-              <w:spacing w:before="120" w:after="120"/>
-              <w:rPr>
-                <w:sz w:val="16"/>
-                <w:szCs w:val="16"/>
-              </w:rPr>
-            </w:pPr>
-          </w:p>
-        </w:tc>
-        <w:tc>
-          <w:tcPr>
-            <w:tcW w:w="574" w:type="dxa"/>
-            <w:tcBorders>
-              <w:top w:val="single" w:sz="4" w:space="0" w:color="000000"/>
-              <w:left w:val="single" w:sz="4" w:space="0" w:color="000000"/>
-              <w:bottom w:val="single" w:sz="4" w:space="0" w:color="000000"/>
-              <w:right w:val="single" w:sz="4" w:space="0" w:color="000000"/>
-            </w:tcBorders>
-            <w:tcMar>
-              <w:top w:w="30" w:type="dxa"/>
-              <w:left w:w="70" w:type="dxa"/>
-              <w:bottom w:w="30" w:type="dxa"/>
-              <w:right w:w="70" w:type="dxa"/>
-            </w:tcMar>
-          </w:tcPr>
-          <w:p>
-            <w:pPr>
-              <w:spacing w:before="120" w:after="120"/>
-              <w:rPr>
-                <w:sz w:val="16"/>
-                <w:szCs w:val="16"/>
-              </w:rPr>
-            </w:pPr>
-          </w:p>
-        </w:tc>
-        <w:tc>
-          <w:tcPr>
-            <w:tcW w:w="574" w:type="dxa"/>
-            <w:tcBorders>
-              <w:top w:val="single" w:sz="4" w:space="0" w:color="000000"/>
-              <w:left w:val="single" w:sz="4" w:space="0" w:color="000000"/>
-              <w:bottom w:val="single" w:sz="4" w:space="0" w:color="000000"/>
-              <w:right w:val="single" w:sz="4" w:space="0" w:color="000000"/>
-            </w:tcBorders>
-            <w:tcMar>
-              <w:top w:w="30" w:type="dxa"/>
-              <w:left w:w="70" w:type="dxa"/>
-              <w:bottom w:w="30" w:type="dxa"/>
-              <w:right w:w="70" w:type="dxa"/>
-            </w:tcMar>
-          </w:tcPr>
-          <w:p>
-            <w:pPr>
-              <w:spacing w:before="120" w:after="120"/>
-              <w:rPr>
-                <w:sz w:val="16"/>
-                <w:szCs w:val="16"/>
-              </w:rPr>
-            </w:pPr>
-          </w:p>
-        </w:tc>
-        <w:tc>
-          <w:tcPr>
-            <w:tcW w:w="574" w:type="dxa"/>
-            <w:tcBorders>
-              <w:top w:val="single" w:sz="4" w:space="0" w:color="000000"/>
-              <w:left w:val="single" w:sz="4" w:space="0" w:color="000000"/>
-              <w:bottom w:val="single" w:sz="4" w:space="0" w:color="000000"/>
-              <w:right w:val="single" w:sz="4" w:space="0" w:color="000000"/>
-            </w:tcBorders>
-            <w:tcMar>
-              <w:top w:w="30" w:type="dxa"/>
-              <w:left w:w="70" w:type="dxa"/>
-              <w:bottom w:w="30" w:type="dxa"/>
-              <w:right w:w="70" w:type="dxa"/>
-            </w:tcMar>
-          </w:tcPr>
-          <w:p>
-            <w:pPr>
-              <w:spacing w:before="120" w:after="120"/>
-              <w:rPr>
-                <w:sz w:val="16"/>
-                <w:szCs w:val="16"/>
-              </w:rPr>
-            </w:pPr>
-          </w:p>
-        </w:tc>
-        <w:tc>
-          <w:tcPr>
-            <w:tcW w:w="574" w:type="dxa"/>
-            <w:tcBorders>
-              <w:top w:val="single" w:sz="4" w:space="0" w:color="000000"/>
-              <w:left w:val="single" w:sz="4" w:space="0" w:color="000000"/>
-              <w:bottom w:val="single" w:sz="4" w:space="0" w:color="000000"/>
-              <w:right w:val="single" w:sz="4" w:space="0" w:color="000000"/>
-            </w:tcBorders>
-            <w:tcMar>
-              <w:top w:w="30" w:type="dxa"/>
-              <w:left w:w="70" w:type="dxa"/>
-              <w:bottom w:w="30" w:type="dxa"/>
-              <w:right w:w="70" w:type="dxa"/>
-            </w:tcMar>
-          </w:tcPr>
-          <w:p>
-            <w:pPr>
-              <w:spacing w:before="120" w:after="120"/>
+              <w:spacing w:beforeLines="40" w:before="96" w:afterLines="40" w:after="96"/>
+              <w:rPr>
+                <w:sz w:val="16"/>
+                <w:szCs w:val="16"/>
+              </w:rPr>
+            </w:pPr>
+          </w:p>
+        </w:tc>
+        <w:tc>
+          <w:tcPr>
+            <w:tcW w:w="574" w:type="dxa"/>
+            <w:tcBorders>
+              <w:top w:val="single" w:sz="4" w:space="0" w:color="000000"/>
+              <w:left w:val="single" w:sz="4" w:space="0" w:color="000000"/>
+              <w:bottom w:val="single" w:sz="4" w:space="0" w:color="000000"/>
+              <w:right w:val="single" w:sz="4" w:space="0" w:color="000000"/>
+            </w:tcBorders>
+            <w:tcMar>
+              <w:top w:w="30" w:type="dxa"/>
+              <w:left w:w="70" w:type="dxa"/>
+              <w:bottom w:w="30" w:type="dxa"/>
+              <w:right w:w="70" w:type="dxa"/>
+            </w:tcMar>
+          </w:tcPr>
+          <w:p>
+            <w:pPr>
+              <w:spacing w:beforeLines="40" w:before="96" w:afterLines="40" w:after="96"/>
+              <w:rPr>
+                <w:sz w:val="16"/>
+                <w:szCs w:val="16"/>
+              </w:rPr>
+            </w:pPr>
+          </w:p>
+        </w:tc>
+        <w:tc>
+          <w:tcPr>
+            <w:tcW w:w="574" w:type="dxa"/>
+            <w:tcBorders>
+              <w:top w:val="single" w:sz="4" w:space="0" w:color="000000"/>
+              <w:left w:val="single" w:sz="4" w:space="0" w:color="000000"/>
+              <w:bottom w:val="single" w:sz="4" w:space="0" w:color="000000"/>
+              <w:right w:val="single" w:sz="4" w:space="0" w:color="000000"/>
+            </w:tcBorders>
+            <w:tcMar>
+              <w:top w:w="30" w:type="dxa"/>
+              <w:left w:w="70" w:type="dxa"/>
+              <w:bottom w:w="30" w:type="dxa"/>
+              <w:right w:w="70" w:type="dxa"/>
+            </w:tcMar>
+          </w:tcPr>
+          <w:p>
+            <w:pPr>
+              <w:spacing w:beforeLines="40" w:before="96" w:afterLines="40" w:after="96"/>
+              <w:rPr>
+                <w:sz w:val="16"/>
+                <w:szCs w:val="16"/>
+              </w:rPr>
+            </w:pPr>
+          </w:p>
+        </w:tc>
+        <w:tc>
+          <w:tcPr>
+            <w:tcW w:w="574" w:type="dxa"/>
+            <w:tcBorders>
+              <w:top w:val="single" w:sz="4" w:space="0" w:color="000000"/>
+              <w:left w:val="single" w:sz="4" w:space="0" w:color="000000"/>
+              <w:bottom w:val="single" w:sz="4" w:space="0" w:color="000000"/>
+              <w:right w:val="single" w:sz="4" w:space="0" w:color="000000"/>
+            </w:tcBorders>
+            <w:tcMar>
+              <w:top w:w="30" w:type="dxa"/>
+              <w:left w:w="70" w:type="dxa"/>
+              <w:bottom w:w="30" w:type="dxa"/>
+              <w:right w:w="70" w:type="dxa"/>
+            </w:tcMar>
+          </w:tcPr>
+          <w:p>
+            <w:pPr>
+              <w:spacing w:beforeLines="40" w:before="96" w:afterLines="40" w:after="96"/>
+              <w:rPr>
+                <w:sz w:val="16"/>
+                <w:szCs w:val="16"/>
+              </w:rPr>
+            </w:pPr>
+          </w:p>
+        </w:tc>
+        <w:tc>
+          <w:tcPr>
+            <w:tcW w:w="574" w:type="dxa"/>
+            <w:tcBorders>
+              <w:top w:val="single" w:sz="4" w:space="0" w:color="000000"/>
+              <w:left w:val="single" w:sz="4" w:space="0" w:color="000000"/>
+              <w:bottom w:val="single" w:sz="4" w:space="0" w:color="000000"/>
+              <w:right w:val="single" w:sz="4" w:space="0" w:color="000000"/>
+            </w:tcBorders>
+            <w:tcMar>
+              <w:top w:w="30" w:type="dxa"/>
+              <w:left w:w="70" w:type="dxa"/>
+              <w:bottom w:w="30" w:type="dxa"/>
+              <w:right w:w="70" w:type="dxa"/>
+            </w:tcMar>
+          </w:tcPr>
+          <w:p>
+            <w:pPr>
+              <w:spacing w:beforeLines="40" w:before="96" w:afterLines="40" w:after="96"/>
+              <w:rPr>
+                <w:sz w:val="16"/>
+                <w:szCs w:val="16"/>
+              </w:rPr>
+            </w:pPr>
+          </w:p>
+        </w:tc>
+        <w:tc>
+          <w:tcPr>
+            <w:tcW w:w="574" w:type="dxa"/>
+            <w:tcBorders>
+              <w:top w:val="single" w:sz="4" w:space="0" w:color="000000"/>
+              <w:left w:val="single" w:sz="4" w:space="0" w:color="000000"/>
+              <w:bottom w:val="single" w:sz="4" w:space="0" w:color="000000"/>
+              <w:right w:val="single" w:sz="4" w:space="0" w:color="000000"/>
+            </w:tcBorders>
+            <w:tcMar>
+              <w:top w:w="30" w:type="dxa"/>
+              <w:left w:w="70" w:type="dxa"/>
+              <w:bottom w:w="30" w:type="dxa"/>
+              <w:right w:w="70" w:type="dxa"/>
+            </w:tcMar>
+          </w:tcPr>
+          <w:p>
+            <w:pPr>
+              <w:spacing w:beforeLines="40" w:before="96" w:afterLines="40" w:after="96"/>
+              <w:rPr>
+                <w:sz w:val="16"/>
+                <w:szCs w:val="16"/>
+              </w:rPr>
+            </w:pPr>
+          </w:p>
+        </w:tc>
+        <w:tc>
+          <w:tcPr>
+            <w:tcW w:w="574" w:type="dxa"/>
+            <w:tcBorders>
+              <w:top w:val="single" w:sz="4" w:space="0" w:color="000000"/>
+              <w:left w:val="single" w:sz="4" w:space="0" w:color="000000"/>
+              <w:bottom w:val="single" w:sz="4" w:space="0" w:color="000000"/>
+              <w:right w:val="single" w:sz="4" w:space="0" w:color="000000"/>
+            </w:tcBorders>
+            <w:tcMar>
+              <w:top w:w="30" w:type="dxa"/>
+              <w:left w:w="70" w:type="dxa"/>
+              <w:bottom w:w="30" w:type="dxa"/>
+              <w:right w:w="70" w:type="dxa"/>
+            </w:tcMar>
+          </w:tcPr>
+          <w:p>
+            <w:pPr>
+              <w:spacing w:beforeLines="40" w:before="96" w:afterLines="40" w:after="96"/>
+              <w:rPr>
+                <w:sz w:val="16"/>
+                <w:szCs w:val="16"/>
+              </w:rPr>
+            </w:pPr>
+          </w:p>
+        </w:tc>
+        <w:tc>
+          <w:tcPr>
+            <w:tcW w:w="574" w:type="dxa"/>
+            <w:tcBorders>
+              <w:top w:val="single" w:sz="4" w:space="0" w:color="000000"/>
+              <w:left w:val="single" w:sz="4" w:space="0" w:color="000000"/>
+              <w:bottom w:val="single" w:sz="4" w:space="0" w:color="000000"/>
+              <w:right w:val="single" w:sz="4" w:space="0" w:color="000000"/>
+            </w:tcBorders>
+            <w:tcMar>
+              <w:top w:w="30" w:type="dxa"/>
+              <w:left w:w="70" w:type="dxa"/>
+              <w:bottom w:w="30" w:type="dxa"/>
+              <w:right w:w="70" w:type="dxa"/>
+            </w:tcMar>
+          </w:tcPr>
+          <w:p>
+            <w:pPr>
+              <w:spacing w:beforeLines="40" w:before="96" w:afterLines="40" w:after="96"/>
+              <w:rPr>
+                <w:sz w:val="16"/>
+                <w:szCs w:val="16"/>
+              </w:rPr>
+            </w:pPr>
+          </w:p>
+        </w:tc>
+        <w:tc>
+          <w:tcPr>
+            <w:tcW w:w="574" w:type="dxa"/>
+            <w:tcBorders>
+              <w:top w:val="single" w:sz="4" w:space="0" w:color="000000"/>
+              <w:left w:val="single" w:sz="4" w:space="0" w:color="000000"/>
+              <w:bottom w:val="single" w:sz="4" w:space="0" w:color="000000"/>
+              <w:right w:val="single" w:sz="4" w:space="0" w:color="000000"/>
+            </w:tcBorders>
+            <w:tcMar>
+              <w:top w:w="30" w:type="dxa"/>
+              <w:left w:w="70" w:type="dxa"/>
+              <w:bottom w:w="30" w:type="dxa"/>
+              <w:right w:w="70" w:type="dxa"/>
+            </w:tcMar>
+          </w:tcPr>
+          <w:p>
+            <w:pPr>
+              <w:spacing w:beforeLines="40" w:before="96" w:afterLines="40" w:after="96"/>
+              <w:rPr>
+                <w:sz w:val="16"/>
+                <w:szCs w:val="16"/>
+              </w:rPr>
+            </w:pPr>
+          </w:p>
+        </w:tc>
+        <w:tc>
+          <w:tcPr>
+            <w:tcW w:w="574" w:type="dxa"/>
+            <w:tcBorders>
+              <w:top w:val="single" w:sz="4" w:space="0" w:color="000000"/>
+              <w:left w:val="single" w:sz="4" w:space="0" w:color="000000"/>
+              <w:bottom w:val="single" w:sz="4" w:space="0" w:color="000000"/>
+              <w:right w:val="single" w:sz="4" w:space="0" w:color="000000"/>
+            </w:tcBorders>
+            <w:tcMar>
+              <w:top w:w="30" w:type="dxa"/>
+              <w:left w:w="70" w:type="dxa"/>
+              <w:bottom w:w="30" w:type="dxa"/>
+              <w:right w:w="70" w:type="dxa"/>
+            </w:tcMar>
+          </w:tcPr>
+          <w:p>
+            <w:pPr>
+              <w:spacing w:beforeLines="40" w:before="96" w:afterLines="40" w:after="96"/>
+              <w:rPr>
+                <w:sz w:val="16"/>
+                <w:szCs w:val="16"/>
+              </w:rPr>
+            </w:pPr>
+          </w:p>
+        </w:tc>
+        <w:tc>
+          <w:tcPr>
+            <w:tcW w:w="574" w:type="dxa"/>
+            <w:tcBorders>
+              <w:top w:val="single" w:sz="4" w:space="0" w:color="000000"/>
+              <w:left w:val="single" w:sz="4" w:space="0" w:color="000000"/>
+              <w:bottom w:val="single" w:sz="4" w:space="0" w:color="000000"/>
+              <w:right w:val="single" w:sz="4" w:space="0" w:color="000000"/>
+            </w:tcBorders>
+            <w:tcMar>
+              <w:top w:w="30" w:type="dxa"/>
+              <w:left w:w="70" w:type="dxa"/>
+              <w:bottom w:w="30" w:type="dxa"/>
+              <w:right w:w="70" w:type="dxa"/>
+            </w:tcMar>
+          </w:tcPr>
+          <w:p>
+            <w:pPr>
+              <w:spacing w:beforeLines="40" w:before="96" w:afterLines="40" w:after="96"/>
               <w:rPr>
                 <w:sz w:val="16"/>
                 <w:szCs w:val="16"/>
@@ -2390,7 +2436,7 @@
           </w:tcPr>
           <w:p>
             <w:pPr>
-              <w:spacing w:before="120" w:after="120"/>
+              <w:spacing w:beforeLines="40" w:before="96" w:afterLines="40" w:after="96"/>
               <w:rPr>
                 <w:sz w:val="16"/>
                 <w:szCs w:val="16"/>
@@ -2425,61 +2471,61 @@
           </w:tcPr>
           <w:p>
             <w:pPr>
-              <w:spacing w:before="120" w:after="120"/>
-              <w:rPr>
-                <w:sz w:val="16"/>
-                <w:szCs w:val="16"/>
-                <w:lang w:val="en-GB"/>
-              </w:rPr>
-            </w:pPr>
-          </w:p>
-        </w:tc>
-        <w:tc>
-          <w:tcPr>
-            <w:tcW w:w="574" w:type="dxa"/>
-            <w:tcBorders>
-              <w:top w:val="single" w:sz="4" w:space="0" w:color="000000"/>
-              <w:left w:val="single" w:sz="4" w:space="0" w:color="000000"/>
-              <w:bottom w:val="single" w:sz="4" w:space="0" w:color="000000"/>
-              <w:right w:val="single" w:sz="4" w:space="0" w:color="000000"/>
-            </w:tcBorders>
-            <w:tcMar>
-              <w:top w:w="30" w:type="dxa"/>
-              <w:left w:w="70" w:type="dxa"/>
-              <w:bottom w:w="30" w:type="dxa"/>
-              <w:right w:w="70" w:type="dxa"/>
-            </w:tcMar>
-          </w:tcPr>
-          <w:p>
-            <w:pPr>
-              <w:spacing w:before="120" w:after="120"/>
-              <w:rPr>
-                <w:sz w:val="16"/>
-                <w:szCs w:val="16"/>
-                <w:lang w:val="en-GB"/>
-              </w:rPr>
-            </w:pPr>
-          </w:p>
-        </w:tc>
-        <w:tc>
-          <w:tcPr>
-            <w:tcW w:w="574" w:type="dxa"/>
-            <w:tcBorders>
-              <w:top w:val="single" w:sz="4" w:space="0" w:color="000000"/>
-              <w:left w:val="single" w:sz="4" w:space="0" w:color="000000"/>
-              <w:bottom w:val="single" w:sz="4" w:space="0" w:color="000000"/>
-              <w:right w:val="single" w:sz="4" w:space="0" w:color="000000"/>
-            </w:tcBorders>
-            <w:tcMar>
-              <w:top w:w="30" w:type="dxa"/>
-              <w:left w:w="70" w:type="dxa"/>
-              <w:bottom w:w="30" w:type="dxa"/>
-              <w:right w:w="70" w:type="dxa"/>
-            </w:tcMar>
-          </w:tcPr>
-          <w:p>
-            <w:pPr>
-              <w:spacing w:before="120" w:after="120"/>
+              <w:spacing w:beforeLines="40" w:before="96" w:afterLines="40" w:after="96"/>
+              <w:rPr>
+                <w:sz w:val="16"/>
+                <w:szCs w:val="16"/>
+                <w:lang w:val="en-GB"/>
+              </w:rPr>
+            </w:pPr>
+          </w:p>
+        </w:tc>
+        <w:tc>
+          <w:tcPr>
+            <w:tcW w:w="574" w:type="dxa"/>
+            <w:tcBorders>
+              <w:top w:val="single" w:sz="4" w:space="0" w:color="000000"/>
+              <w:left w:val="single" w:sz="4" w:space="0" w:color="000000"/>
+              <w:bottom w:val="single" w:sz="4" w:space="0" w:color="000000"/>
+              <w:right w:val="single" w:sz="4" w:space="0" w:color="000000"/>
+            </w:tcBorders>
+            <w:tcMar>
+              <w:top w:w="30" w:type="dxa"/>
+              <w:left w:w="70" w:type="dxa"/>
+              <w:bottom w:w="30" w:type="dxa"/>
+              <w:right w:w="70" w:type="dxa"/>
+            </w:tcMar>
+          </w:tcPr>
+          <w:p>
+            <w:pPr>
+              <w:spacing w:beforeLines="40" w:before="96" w:afterLines="40" w:after="96"/>
+              <w:rPr>
+                <w:sz w:val="16"/>
+                <w:szCs w:val="16"/>
+                <w:lang w:val="en-GB"/>
+              </w:rPr>
+            </w:pPr>
+          </w:p>
+        </w:tc>
+        <w:tc>
+          <w:tcPr>
+            <w:tcW w:w="574" w:type="dxa"/>
+            <w:tcBorders>
+              <w:top w:val="single" w:sz="4" w:space="0" w:color="000000"/>
+              <w:left w:val="single" w:sz="4" w:space="0" w:color="000000"/>
+              <w:bottom w:val="single" w:sz="4" w:space="0" w:color="000000"/>
+              <w:right w:val="single" w:sz="4" w:space="0" w:color="000000"/>
+            </w:tcBorders>
+            <w:tcMar>
+              <w:top w:w="30" w:type="dxa"/>
+              <w:left w:w="70" w:type="dxa"/>
+              <w:bottom w:w="30" w:type="dxa"/>
+              <w:right w:w="70" w:type="dxa"/>
+            </w:tcMar>
+          </w:tcPr>
+          <w:p>
+            <w:pPr>
+              <w:spacing w:beforeLines="40" w:before="96" w:afterLines="40" w:after="96"/>
               <w:rPr>
                 <w:sz w:val="16"/>
                 <w:szCs w:val="16"/>
@@ -2507,7 +2553,7 @@
           </w:tcPr>
           <w:p>
             <w:pPr>
-              <w:spacing w:before="120" w:after="120"/>
+              <w:spacing w:beforeLines="40" w:before="96" w:afterLines="40" w:after="96"/>
               <w:rPr>
                 <w:sz w:val="16"/>
                 <w:szCs w:val="16"/>
@@ -2535,7 +2581,7 @@
           </w:tcPr>
           <w:p>
             <w:pPr>
-              <w:spacing w:before="120" w:after="120"/>
+              <w:spacing w:beforeLines="40" w:before="96" w:afterLines="40" w:after="96"/>
               <w:rPr>
                 <w:sz w:val="16"/>
                 <w:szCs w:val="16"/>
@@ -2563,7 +2609,7 @@
           </w:tcPr>
           <w:p>
             <w:pPr>
-              <w:spacing w:before="120" w:after="120"/>
+              <w:spacing w:beforeLines="40" w:before="96" w:afterLines="40" w:after="96"/>
               <w:rPr>
                 <w:sz w:val="16"/>
                 <w:szCs w:val="16"/>
@@ -2591,7 +2637,7 @@
           </w:tcPr>
           <w:p>
             <w:pPr>
-              <w:spacing w:before="120" w:after="120"/>
+              <w:spacing w:beforeLines="40" w:before="96" w:afterLines="40" w:after="96"/>
               <w:rPr>
                 <w:sz w:val="16"/>
                 <w:szCs w:val="16"/>
@@ -2619,142 +2665,142 @@
           </w:tcPr>
           <w:p>
             <w:pPr>
-              <w:spacing w:before="120" w:after="120"/>
-              <w:rPr>
-                <w:sz w:val="16"/>
-                <w:szCs w:val="16"/>
-                <w:lang w:val="en-GB"/>
-              </w:rPr>
-            </w:pPr>
-          </w:p>
-        </w:tc>
-        <w:tc>
-          <w:tcPr>
-            <w:tcW w:w="574" w:type="dxa"/>
-            <w:tcBorders>
-              <w:top w:val="single" w:sz="4" w:space="0" w:color="000000"/>
-              <w:left w:val="single" w:sz="4" w:space="0" w:color="000000"/>
-              <w:bottom w:val="single" w:sz="4" w:space="0" w:color="000000"/>
-              <w:right w:val="single" w:sz="4" w:space="0" w:color="000000"/>
-            </w:tcBorders>
-            <w:tcMar>
-              <w:top w:w="30" w:type="dxa"/>
-              <w:left w:w="70" w:type="dxa"/>
-              <w:bottom w:w="30" w:type="dxa"/>
-              <w:right w:w="70" w:type="dxa"/>
-            </w:tcMar>
-          </w:tcPr>
-          <w:p>
-            <w:pPr>
-              <w:spacing w:before="120" w:after="120"/>
-              <w:rPr>
-                <w:sz w:val="16"/>
-                <w:szCs w:val="16"/>
-                <w:lang w:val="en-GB"/>
-              </w:rPr>
-            </w:pPr>
-          </w:p>
-        </w:tc>
-        <w:tc>
-          <w:tcPr>
-            <w:tcW w:w="574" w:type="dxa"/>
-            <w:tcBorders>
-              <w:top w:val="single" w:sz="4" w:space="0" w:color="000000"/>
-              <w:left w:val="single" w:sz="4" w:space="0" w:color="000000"/>
-              <w:bottom w:val="single" w:sz="4" w:space="0" w:color="000000"/>
-              <w:right w:val="single" w:sz="4" w:space="0" w:color="000000"/>
-            </w:tcBorders>
-            <w:tcMar>
-              <w:top w:w="30" w:type="dxa"/>
-              <w:left w:w="70" w:type="dxa"/>
-              <w:bottom w:w="30" w:type="dxa"/>
-              <w:right w:w="70" w:type="dxa"/>
-            </w:tcMar>
-          </w:tcPr>
-          <w:p>
-            <w:pPr>
-              <w:spacing w:before="120" w:after="120"/>
-              <w:rPr>
-                <w:sz w:val="16"/>
-                <w:szCs w:val="16"/>
-                <w:lang w:val="en-GB"/>
-              </w:rPr>
-            </w:pPr>
-          </w:p>
-        </w:tc>
-        <w:tc>
-          <w:tcPr>
-            <w:tcW w:w="574" w:type="dxa"/>
-            <w:tcBorders>
-              <w:top w:val="single" w:sz="4" w:space="0" w:color="000000"/>
-              <w:left w:val="single" w:sz="4" w:space="0" w:color="000000"/>
-              <w:bottom w:val="single" w:sz="4" w:space="0" w:color="000000"/>
-              <w:right w:val="single" w:sz="4" w:space="0" w:color="000000"/>
-            </w:tcBorders>
-            <w:tcMar>
-              <w:top w:w="30" w:type="dxa"/>
-              <w:left w:w="70" w:type="dxa"/>
-              <w:bottom w:w="30" w:type="dxa"/>
-              <w:right w:w="70" w:type="dxa"/>
-            </w:tcMar>
-          </w:tcPr>
-          <w:p>
-            <w:pPr>
-              <w:spacing w:before="120" w:after="120"/>
-              <w:rPr>
-                <w:sz w:val="16"/>
-                <w:szCs w:val="16"/>
-                <w:lang w:val="en-GB"/>
-              </w:rPr>
-            </w:pPr>
-          </w:p>
-        </w:tc>
-        <w:tc>
-          <w:tcPr>
-            <w:tcW w:w="574" w:type="dxa"/>
-            <w:tcBorders>
-              <w:top w:val="single" w:sz="4" w:space="0" w:color="000000"/>
-              <w:left w:val="single" w:sz="4" w:space="0" w:color="000000"/>
-              <w:bottom w:val="single" w:sz="4" w:space="0" w:color="000000"/>
-              <w:right w:val="single" w:sz="4" w:space="0" w:color="000000"/>
-            </w:tcBorders>
-            <w:tcMar>
-              <w:top w:w="30" w:type="dxa"/>
-              <w:left w:w="70" w:type="dxa"/>
-              <w:bottom w:w="30" w:type="dxa"/>
-              <w:right w:w="70" w:type="dxa"/>
-            </w:tcMar>
-          </w:tcPr>
-          <w:p>
-            <w:pPr>
-              <w:spacing w:before="120" w:after="120"/>
-              <w:rPr>
-                <w:sz w:val="16"/>
-                <w:szCs w:val="16"/>
-                <w:lang w:val="en-GB"/>
-              </w:rPr>
-            </w:pPr>
-          </w:p>
-        </w:tc>
-        <w:tc>
-          <w:tcPr>
-            <w:tcW w:w="574" w:type="dxa"/>
-            <w:tcBorders>
-              <w:top w:val="single" w:sz="4" w:space="0" w:color="000000"/>
-              <w:left w:val="single" w:sz="4" w:space="0" w:color="000000"/>
-              <w:bottom w:val="single" w:sz="4" w:space="0" w:color="000000"/>
-              <w:right w:val="single" w:sz="4" w:space="0" w:color="000000"/>
-            </w:tcBorders>
-            <w:tcMar>
-              <w:top w:w="30" w:type="dxa"/>
-              <w:left w:w="70" w:type="dxa"/>
-              <w:bottom w:w="30" w:type="dxa"/>
-              <w:right w:w="70" w:type="dxa"/>
-            </w:tcMar>
-          </w:tcPr>
-          <w:p>
-            <w:pPr>
-              <w:spacing w:before="120" w:after="120"/>
+              <w:spacing w:beforeLines="40" w:before="96" w:afterLines="40" w:after="96"/>
+              <w:rPr>
+                <w:sz w:val="16"/>
+                <w:szCs w:val="16"/>
+                <w:lang w:val="en-GB"/>
+              </w:rPr>
+            </w:pPr>
+          </w:p>
+        </w:tc>
+        <w:tc>
+          <w:tcPr>
+            <w:tcW w:w="574" w:type="dxa"/>
+            <w:tcBorders>
+              <w:top w:val="single" w:sz="4" w:space="0" w:color="000000"/>
+              <w:left w:val="single" w:sz="4" w:space="0" w:color="000000"/>
+              <w:bottom w:val="single" w:sz="4" w:space="0" w:color="000000"/>
+              <w:right w:val="single" w:sz="4" w:space="0" w:color="000000"/>
+            </w:tcBorders>
+            <w:tcMar>
+              <w:top w:w="30" w:type="dxa"/>
+              <w:left w:w="70" w:type="dxa"/>
+              <w:bottom w:w="30" w:type="dxa"/>
+              <w:right w:w="70" w:type="dxa"/>
+            </w:tcMar>
+          </w:tcPr>
+          <w:p>
+            <w:pPr>
+              <w:spacing w:beforeLines="40" w:before="96" w:afterLines="40" w:after="96"/>
+              <w:rPr>
+                <w:sz w:val="16"/>
+                <w:szCs w:val="16"/>
+                <w:lang w:val="en-GB"/>
+              </w:rPr>
+            </w:pPr>
+          </w:p>
+        </w:tc>
+        <w:tc>
+          <w:tcPr>
+            <w:tcW w:w="574" w:type="dxa"/>
+            <w:tcBorders>
+              <w:top w:val="single" w:sz="4" w:space="0" w:color="000000"/>
+              <w:left w:val="single" w:sz="4" w:space="0" w:color="000000"/>
+              <w:bottom w:val="single" w:sz="4" w:space="0" w:color="000000"/>
+              <w:right w:val="single" w:sz="4" w:space="0" w:color="000000"/>
+            </w:tcBorders>
+            <w:tcMar>
+              <w:top w:w="30" w:type="dxa"/>
+              <w:left w:w="70" w:type="dxa"/>
+              <w:bottom w:w="30" w:type="dxa"/>
+              <w:right w:w="70" w:type="dxa"/>
+            </w:tcMar>
+          </w:tcPr>
+          <w:p>
+            <w:pPr>
+              <w:spacing w:beforeLines="40" w:before="96" w:afterLines="40" w:after="96"/>
+              <w:rPr>
+                <w:sz w:val="16"/>
+                <w:szCs w:val="16"/>
+                <w:lang w:val="en-GB"/>
+              </w:rPr>
+            </w:pPr>
+          </w:p>
+        </w:tc>
+        <w:tc>
+          <w:tcPr>
+            <w:tcW w:w="574" w:type="dxa"/>
+            <w:tcBorders>
+              <w:top w:val="single" w:sz="4" w:space="0" w:color="000000"/>
+              <w:left w:val="single" w:sz="4" w:space="0" w:color="000000"/>
+              <w:bottom w:val="single" w:sz="4" w:space="0" w:color="000000"/>
+              <w:right w:val="single" w:sz="4" w:space="0" w:color="000000"/>
+            </w:tcBorders>
+            <w:tcMar>
+              <w:top w:w="30" w:type="dxa"/>
+              <w:left w:w="70" w:type="dxa"/>
+              <w:bottom w:w="30" w:type="dxa"/>
+              <w:right w:w="70" w:type="dxa"/>
+            </w:tcMar>
+          </w:tcPr>
+          <w:p>
+            <w:pPr>
+              <w:spacing w:beforeLines="40" w:before="96" w:afterLines="40" w:after="96"/>
+              <w:rPr>
+                <w:sz w:val="16"/>
+                <w:szCs w:val="16"/>
+                <w:lang w:val="en-GB"/>
+              </w:rPr>
+            </w:pPr>
+          </w:p>
+        </w:tc>
+        <w:tc>
+          <w:tcPr>
+            <w:tcW w:w="574" w:type="dxa"/>
+            <w:tcBorders>
+              <w:top w:val="single" w:sz="4" w:space="0" w:color="000000"/>
+              <w:left w:val="single" w:sz="4" w:space="0" w:color="000000"/>
+              <w:bottom w:val="single" w:sz="4" w:space="0" w:color="000000"/>
+              <w:right w:val="single" w:sz="4" w:space="0" w:color="000000"/>
+            </w:tcBorders>
+            <w:tcMar>
+              <w:top w:w="30" w:type="dxa"/>
+              <w:left w:w="70" w:type="dxa"/>
+              <w:bottom w:w="30" w:type="dxa"/>
+              <w:right w:w="70" w:type="dxa"/>
+            </w:tcMar>
+          </w:tcPr>
+          <w:p>
+            <w:pPr>
+              <w:spacing w:beforeLines="40" w:before="96" w:afterLines="40" w:after="96"/>
+              <w:rPr>
+                <w:sz w:val="16"/>
+                <w:szCs w:val="16"/>
+                <w:lang w:val="en-GB"/>
+              </w:rPr>
+            </w:pPr>
+          </w:p>
+        </w:tc>
+        <w:tc>
+          <w:tcPr>
+            <w:tcW w:w="574" w:type="dxa"/>
+            <w:tcBorders>
+              <w:top w:val="single" w:sz="4" w:space="0" w:color="000000"/>
+              <w:left w:val="single" w:sz="4" w:space="0" w:color="000000"/>
+              <w:bottom w:val="single" w:sz="4" w:space="0" w:color="000000"/>
+              <w:right w:val="single" w:sz="4" w:space="0" w:color="000000"/>
+            </w:tcBorders>
+            <w:tcMar>
+              <w:top w:w="30" w:type="dxa"/>
+              <w:left w:w="70" w:type="dxa"/>
+              <w:bottom w:w="30" w:type="dxa"/>
+              <w:right w:w="70" w:type="dxa"/>
+            </w:tcMar>
+          </w:tcPr>
+          <w:p>
+            <w:pPr>
+              <w:spacing w:beforeLines="40" w:before="96" w:afterLines="40" w:after="96"/>
               <w:rPr>
                 <w:sz w:val="16"/>
                 <w:szCs w:val="16"/>
@@ -2783,7 +2829,7 @@
           </w:tcPr>
           <w:p>
             <w:pPr>
-              <w:spacing w:before="120" w:after="120"/>
+              <w:spacing w:beforeLines="40" w:before="96" w:afterLines="40" w:after="96"/>
               <w:rPr>
                 <w:sz w:val="16"/>
                 <w:szCs w:val="16"/>
@@ -2841,163 +2887,163 @@
           </w:tcPr>
           <w:p>
             <w:pPr>
-              <w:spacing w:before="120" w:after="120"/>
-              <w:rPr>
-                <w:sz w:val="16"/>
-                <w:szCs w:val="16"/>
-              </w:rPr>
-            </w:pPr>
-          </w:p>
-        </w:tc>
-        <w:tc>
-          <w:tcPr>
-            <w:tcW w:w="574" w:type="dxa"/>
-            <w:tcBorders>
-              <w:top w:val="single" w:sz="4" w:space="0" w:color="000000"/>
-              <w:left w:val="single" w:sz="4" w:space="0" w:color="000000"/>
-              <w:bottom w:val="single" w:sz="4" w:space="0" w:color="000000"/>
-              <w:right w:val="single" w:sz="4" w:space="0" w:color="000000"/>
-            </w:tcBorders>
-            <w:tcMar>
-              <w:top w:w="30" w:type="dxa"/>
-              <w:left w:w="70" w:type="dxa"/>
-              <w:bottom w:w="30" w:type="dxa"/>
-              <w:right w:w="70" w:type="dxa"/>
-            </w:tcMar>
-          </w:tcPr>
-          <w:p>
-            <w:pPr>
-              <w:spacing w:before="120" w:after="120"/>
-              <w:rPr>
-                <w:sz w:val="16"/>
-                <w:szCs w:val="16"/>
-              </w:rPr>
-            </w:pPr>
-          </w:p>
-        </w:tc>
-        <w:tc>
-          <w:tcPr>
-            <w:tcW w:w="574" w:type="dxa"/>
-            <w:tcBorders>
-              <w:top w:val="single" w:sz="4" w:space="0" w:color="000000"/>
-              <w:left w:val="single" w:sz="4" w:space="0" w:color="000000"/>
-              <w:bottom w:val="single" w:sz="4" w:space="0" w:color="000000"/>
-              <w:right w:val="single" w:sz="4" w:space="0" w:color="000000"/>
-            </w:tcBorders>
-            <w:tcMar>
-              <w:top w:w="30" w:type="dxa"/>
-              <w:left w:w="70" w:type="dxa"/>
-              <w:bottom w:w="30" w:type="dxa"/>
-              <w:right w:w="70" w:type="dxa"/>
-            </w:tcMar>
-          </w:tcPr>
-          <w:p>
-            <w:pPr>
-              <w:spacing w:before="120" w:after="120"/>
-              <w:rPr>
-                <w:sz w:val="16"/>
-                <w:szCs w:val="16"/>
-              </w:rPr>
-            </w:pPr>
-          </w:p>
-        </w:tc>
-        <w:tc>
-          <w:tcPr>
-            <w:tcW w:w="574" w:type="dxa"/>
-            <w:tcBorders>
-              <w:top w:val="single" w:sz="4" w:space="0" w:color="000000"/>
-              <w:left w:val="single" w:sz="4" w:space="0" w:color="000000"/>
-              <w:bottom w:val="single" w:sz="4" w:space="0" w:color="000000"/>
-              <w:right w:val="single" w:sz="4" w:space="0" w:color="000000"/>
-            </w:tcBorders>
-            <w:tcMar>
-              <w:top w:w="30" w:type="dxa"/>
-              <w:left w:w="70" w:type="dxa"/>
-              <w:bottom w:w="30" w:type="dxa"/>
-              <w:right w:w="70" w:type="dxa"/>
-            </w:tcMar>
-          </w:tcPr>
-          <w:p>
-            <w:pPr>
-              <w:spacing w:before="120" w:after="120"/>
-              <w:rPr>
-                <w:sz w:val="16"/>
-                <w:szCs w:val="16"/>
-              </w:rPr>
-            </w:pPr>
-          </w:p>
-        </w:tc>
-        <w:tc>
-          <w:tcPr>
-            <w:tcW w:w="574" w:type="dxa"/>
-            <w:tcBorders>
-              <w:top w:val="single" w:sz="4" w:space="0" w:color="000000"/>
-              <w:left w:val="single" w:sz="4" w:space="0" w:color="000000"/>
-              <w:bottom w:val="single" w:sz="4" w:space="0" w:color="000000"/>
-              <w:right w:val="single" w:sz="4" w:space="0" w:color="000000"/>
-            </w:tcBorders>
-            <w:tcMar>
-              <w:top w:w="30" w:type="dxa"/>
-              <w:left w:w="70" w:type="dxa"/>
-              <w:bottom w:w="30" w:type="dxa"/>
-              <w:right w:w="70" w:type="dxa"/>
-            </w:tcMar>
-          </w:tcPr>
-          <w:p>
-            <w:pPr>
-              <w:spacing w:before="120" w:after="120"/>
-              <w:rPr>
-                <w:sz w:val="16"/>
-                <w:szCs w:val="16"/>
-              </w:rPr>
-            </w:pPr>
-          </w:p>
-        </w:tc>
-        <w:tc>
-          <w:tcPr>
-            <w:tcW w:w="574" w:type="dxa"/>
-            <w:tcBorders>
-              <w:top w:val="single" w:sz="4" w:space="0" w:color="000000"/>
-              <w:left w:val="single" w:sz="4" w:space="0" w:color="000000"/>
-              <w:bottom w:val="single" w:sz="4" w:space="0" w:color="000000"/>
-              <w:right w:val="single" w:sz="4" w:space="0" w:color="000000"/>
-            </w:tcBorders>
-            <w:tcMar>
-              <w:top w:w="30" w:type="dxa"/>
-              <w:left w:w="70" w:type="dxa"/>
-              <w:bottom w:w="30" w:type="dxa"/>
-              <w:right w:w="70" w:type="dxa"/>
-            </w:tcMar>
-          </w:tcPr>
-          <w:p>
-            <w:pPr>
-              <w:spacing w:before="120" w:after="120"/>
-              <w:rPr>
-                <w:sz w:val="16"/>
-                <w:szCs w:val="16"/>
-              </w:rPr>
-            </w:pPr>
-          </w:p>
-        </w:tc>
-        <w:tc>
-          <w:tcPr>
-            <w:tcW w:w="574" w:type="dxa"/>
-            <w:tcBorders>
-              <w:top w:val="single" w:sz="4" w:space="0" w:color="000000"/>
-              <w:left w:val="single" w:sz="4" w:space="0" w:color="000000"/>
-              <w:bottom w:val="single" w:sz="4" w:space="0" w:color="000000"/>
-              <w:right w:val="single" w:sz="4" w:space="0" w:color="000000"/>
-            </w:tcBorders>
-            <w:tcMar>
-              <w:top w:w="30" w:type="dxa"/>
-              <w:left w:w="70" w:type="dxa"/>
-              <w:bottom w:w="30" w:type="dxa"/>
-              <w:right w:w="70" w:type="dxa"/>
-            </w:tcMar>
-          </w:tcPr>
-          <w:p>
-            <w:pPr>
-              <w:spacing w:before="120" w:after="120"/>
+              <w:spacing w:beforeLines="40" w:before="96" w:afterLines="40" w:after="96"/>
+              <w:rPr>
+                <w:sz w:val="16"/>
+                <w:szCs w:val="16"/>
+              </w:rPr>
+            </w:pPr>
+          </w:p>
+        </w:tc>
+        <w:tc>
+          <w:tcPr>
+            <w:tcW w:w="574" w:type="dxa"/>
+            <w:tcBorders>
+              <w:top w:val="single" w:sz="4" w:space="0" w:color="000000"/>
+              <w:left w:val="single" w:sz="4" w:space="0" w:color="000000"/>
+              <w:bottom w:val="single" w:sz="4" w:space="0" w:color="000000"/>
+              <w:right w:val="single" w:sz="4" w:space="0" w:color="000000"/>
+            </w:tcBorders>
+            <w:tcMar>
+              <w:top w:w="30" w:type="dxa"/>
+              <w:left w:w="70" w:type="dxa"/>
+              <w:bottom w:w="30" w:type="dxa"/>
+              <w:right w:w="70" w:type="dxa"/>
+            </w:tcMar>
+          </w:tcPr>
+          <w:p>
+            <w:pPr>
+              <w:spacing w:beforeLines="40" w:before="96" w:afterLines="40" w:after="96"/>
+              <w:rPr>
+                <w:sz w:val="16"/>
+                <w:szCs w:val="16"/>
+              </w:rPr>
+            </w:pPr>
+          </w:p>
+        </w:tc>
+        <w:tc>
+          <w:tcPr>
+            <w:tcW w:w="574" w:type="dxa"/>
+            <w:tcBorders>
+              <w:top w:val="single" w:sz="4" w:space="0" w:color="000000"/>
+              <w:left w:val="single" w:sz="4" w:space="0" w:color="000000"/>
+              <w:bottom w:val="single" w:sz="4" w:space="0" w:color="000000"/>
+              <w:right w:val="single" w:sz="4" w:space="0" w:color="000000"/>
+            </w:tcBorders>
+            <w:tcMar>
+              <w:top w:w="30" w:type="dxa"/>
+              <w:left w:w="70" w:type="dxa"/>
+              <w:bottom w:w="30" w:type="dxa"/>
+              <w:right w:w="70" w:type="dxa"/>
+            </w:tcMar>
+          </w:tcPr>
+          <w:p>
+            <w:pPr>
+              <w:spacing w:beforeLines="40" w:before="96" w:afterLines="40" w:after="96"/>
+              <w:rPr>
+                <w:sz w:val="16"/>
+                <w:szCs w:val="16"/>
+              </w:rPr>
+            </w:pPr>
+          </w:p>
+        </w:tc>
+        <w:tc>
+          <w:tcPr>
+            <w:tcW w:w="574" w:type="dxa"/>
+            <w:tcBorders>
+              <w:top w:val="single" w:sz="4" w:space="0" w:color="000000"/>
+              <w:left w:val="single" w:sz="4" w:space="0" w:color="000000"/>
+              <w:bottom w:val="single" w:sz="4" w:space="0" w:color="000000"/>
+              <w:right w:val="single" w:sz="4" w:space="0" w:color="000000"/>
+            </w:tcBorders>
+            <w:tcMar>
+              <w:top w:w="30" w:type="dxa"/>
+              <w:left w:w="70" w:type="dxa"/>
+              <w:bottom w:w="30" w:type="dxa"/>
+              <w:right w:w="70" w:type="dxa"/>
+            </w:tcMar>
+          </w:tcPr>
+          <w:p>
+            <w:pPr>
+              <w:spacing w:beforeLines="40" w:before="96" w:afterLines="40" w:after="96"/>
+              <w:rPr>
+                <w:sz w:val="16"/>
+                <w:szCs w:val="16"/>
+              </w:rPr>
+            </w:pPr>
+          </w:p>
+        </w:tc>
+        <w:tc>
+          <w:tcPr>
+            <w:tcW w:w="574" w:type="dxa"/>
+            <w:tcBorders>
+              <w:top w:val="single" w:sz="4" w:space="0" w:color="000000"/>
+              <w:left w:val="single" w:sz="4" w:space="0" w:color="000000"/>
+              <w:bottom w:val="single" w:sz="4" w:space="0" w:color="000000"/>
+              <w:right w:val="single" w:sz="4" w:space="0" w:color="000000"/>
+            </w:tcBorders>
+            <w:tcMar>
+              <w:top w:w="30" w:type="dxa"/>
+              <w:left w:w="70" w:type="dxa"/>
+              <w:bottom w:w="30" w:type="dxa"/>
+              <w:right w:w="70" w:type="dxa"/>
+            </w:tcMar>
+          </w:tcPr>
+          <w:p>
+            <w:pPr>
+              <w:spacing w:beforeLines="40" w:before="96" w:afterLines="40" w:after="96"/>
+              <w:rPr>
+                <w:sz w:val="16"/>
+                <w:szCs w:val="16"/>
+              </w:rPr>
+            </w:pPr>
+          </w:p>
+        </w:tc>
+        <w:tc>
+          <w:tcPr>
+            <w:tcW w:w="574" w:type="dxa"/>
+            <w:tcBorders>
+              <w:top w:val="single" w:sz="4" w:space="0" w:color="000000"/>
+              <w:left w:val="single" w:sz="4" w:space="0" w:color="000000"/>
+              <w:bottom w:val="single" w:sz="4" w:space="0" w:color="000000"/>
+              <w:right w:val="single" w:sz="4" w:space="0" w:color="000000"/>
+            </w:tcBorders>
+            <w:tcMar>
+              <w:top w:w="30" w:type="dxa"/>
+              <w:left w:w="70" w:type="dxa"/>
+              <w:bottom w:w="30" w:type="dxa"/>
+              <w:right w:w="70" w:type="dxa"/>
+            </w:tcMar>
+          </w:tcPr>
+          <w:p>
+            <w:pPr>
+              <w:spacing w:beforeLines="40" w:before="96" w:afterLines="40" w:after="96"/>
+              <w:rPr>
+                <w:sz w:val="16"/>
+                <w:szCs w:val="16"/>
+              </w:rPr>
+            </w:pPr>
+          </w:p>
+        </w:tc>
+        <w:tc>
+          <w:tcPr>
+            <w:tcW w:w="574" w:type="dxa"/>
+            <w:tcBorders>
+              <w:top w:val="single" w:sz="4" w:space="0" w:color="000000"/>
+              <w:left w:val="single" w:sz="4" w:space="0" w:color="000000"/>
+              <w:bottom w:val="single" w:sz="4" w:space="0" w:color="000000"/>
+              <w:right w:val="single" w:sz="4" w:space="0" w:color="000000"/>
+            </w:tcBorders>
+            <w:tcMar>
+              <w:top w:w="30" w:type="dxa"/>
+              <w:left w:w="70" w:type="dxa"/>
+              <w:bottom w:w="30" w:type="dxa"/>
+              <w:right w:w="70" w:type="dxa"/>
+            </w:tcMar>
+          </w:tcPr>
+          <w:p>
+            <w:pPr>
+              <w:spacing w:beforeLines="40" w:before="96" w:afterLines="40" w:after="96"/>
               <w:rPr>
                 <w:sz w:val="16"/>
                 <w:szCs w:val="16"/>
@@ -3024,7 +3070,7 @@
           </w:tcPr>
           <w:p>
             <w:pPr>
-              <w:spacing w:before="120" w:after="120"/>
+              <w:spacing w:beforeLines="40" w:before="96" w:afterLines="40" w:after="96"/>
               <w:rPr>
                 <w:sz w:val="16"/>
                 <w:szCs w:val="16"/>
@@ -3051,7 +3097,7 @@
           </w:tcPr>
           <w:p>
             <w:pPr>
-              <w:spacing w:before="120" w:after="120"/>
+              <w:spacing w:beforeLines="40" w:before="96" w:afterLines="40" w:after="96"/>
               <w:rPr>
                 <w:sz w:val="16"/>
                 <w:szCs w:val="16"/>
@@ -3078,85 +3124,85 @@
           </w:tcPr>
           <w:p>
             <w:pPr>
-              <w:spacing w:before="120" w:after="120"/>
-              <w:rPr>
-                <w:sz w:val="16"/>
-                <w:szCs w:val="16"/>
-              </w:rPr>
-            </w:pPr>
-          </w:p>
-        </w:tc>
-        <w:tc>
-          <w:tcPr>
-            <w:tcW w:w="574" w:type="dxa"/>
-            <w:tcBorders>
-              <w:top w:val="single" w:sz="4" w:space="0" w:color="000000"/>
-              <w:left w:val="single" w:sz="4" w:space="0" w:color="000000"/>
-              <w:bottom w:val="single" w:sz="4" w:space="0" w:color="000000"/>
-              <w:right w:val="single" w:sz="4" w:space="0" w:color="000000"/>
-            </w:tcBorders>
-            <w:tcMar>
-              <w:top w:w="30" w:type="dxa"/>
-              <w:left w:w="70" w:type="dxa"/>
-              <w:bottom w:w="30" w:type="dxa"/>
-              <w:right w:w="70" w:type="dxa"/>
-            </w:tcMar>
-          </w:tcPr>
-          <w:p>
-            <w:pPr>
-              <w:spacing w:before="120" w:after="120"/>
-              <w:rPr>
-                <w:sz w:val="16"/>
-                <w:szCs w:val="16"/>
-              </w:rPr>
-            </w:pPr>
-          </w:p>
-        </w:tc>
-        <w:tc>
-          <w:tcPr>
-            <w:tcW w:w="574" w:type="dxa"/>
-            <w:tcBorders>
-              <w:top w:val="single" w:sz="4" w:space="0" w:color="000000"/>
-              <w:left w:val="single" w:sz="4" w:space="0" w:color="000000"/>
-              <w:bottom w:val="single" w:sz="4" w:space="0" w:color="000000"/>
-              <w:right w:val="single" w:sz="4" w:space="0" w:color="000000"/>
-            </w:tcBorders>
-            <w:tcMar>
-              <w:top w:w="30" w:type="dxa"/>
-              <w:left w:w="70" w:type="dxa"/>
-              <w:bottom w:w="30" w:type="dxa"/>
-              <w:right w:w="70" w:type="dxa"/>
-            </w:tcMar>
-          </w:tcPr>
-          <w:p>
-            <w:pPr>
-              <w:spacing w:before="120" w:after="120"/>
-              <w:rPr>
-                <w:sz w:val="16"/>
-                <w:szCs w:val="16"/>
-              </w:rPr>
-            </w:pPr>
-          </w:p>
-        </w:tc>
-        <w:tc>
-          <w:tcPr>
-            <w:tcW w:w="574" w:type="dxa"/>
-            <w:tcBorders>
-              <w:top w:val="single" w:sz="4" w:space="0" w:color="000000"/>
-              <w:left w:val="single" w:sz="4" w:space="0" w:color="000000"/>
-              <w:bottom w:val="single" w:sz="4" w:space="0" w:color="000000"/>
-              <w:right w:val="single" w:sz="4" w:space="0" w:color="000000"/>
-            </w:tcBorders>
-            <w:tcMar>
-              <w:top w:w="30" w:type="dxa"/>
-              <w:left w:w="70" w:type="dxa"/>
-              <w:bottom w:w="30" w:type="dxa"/>
-              <w:right w:w="70" w:type="dxa"/>
-            </w:tcMar>
-          </w:tcPr>
-          <w:p>
-            <w:pPr>
-              <w:spacing w:before="120" w:after="120"/>
+              <w:spacing w:beforeLines="40" w:before="96" w:afterLines="40" w:after="96"/>
+              <w:rPr>
+                <w:sz w:val="16"/>
+                <w:szCs w:val="16"/>
+              </w:rPr>
+            </w:pPr>
+          </w:p>
+        </w:tc>
+        <w:tc>
+          <w:tcPr>
+            <w:tcW w:w="574" w:type="dxa"/>
+            <w:tcBorders>
+              <w:top w:val="single" w:sz="4" w:space="0" w:color="000000"/>
+              <w:left w:val="single" w:sz="4" w:space="0" w:color="000000"/>
+              <w:bottom w:val="single" w:sz="4" w:space="0" w:color="000000"/>
+              <w:right w:val="single" w:sz="4" w:space="0" w:color="000000"/>
+            </w:tcBorders>
+            <w:tcMar>
+              <w:top w:w="30" w:type="dxa"/>
+              <w:left w:w="70" w:type="dxa"/>
+              <w:bottom w:w="30" w:type="dxa"/>
+              <w:right w:w="70" w:type="dxa"/>
+            </w:tcMar>
+          </w:tcPr>
+          <w:p>
+            <w:pPr>
+              <w:spacing w:beforeLines="40" w:before="96" w:afterLines="40" w:after="96"/>
+              <w:rPr>
+                <w:sz w:val="16"/>
+                <w:szCs w:val="16"/>
+              </w:rPr>
+            </w:pPr>
+          </w:p>
+        </w:tc>
+        <w:tc>
+          <w:tcPr>
+            <w:tcW w:w="574" w:type="dxa"/>
+            <w:tcBorders>
+              <w:top w:val="single" w:sz="4" w:space="0" w:color="000000"/>
+              <w:left w:val="single" w:sz="4" w:space="0" w:color="000000"/>
+              <w:bottom w:val="single" w:sz="4" w:space="0" w:color="000000"/>
+              <w:right w:val="single" w:sz="4" w:space="0" w:color="000000"/>
+            </w:tcBorders>
+            <w:tcMar>
+              <w:top w:w="30" w:type="dxa"/>
+              <w:left w:w="70" w:type="dxa"/>
+              <w:bottom w:w="30" w:type="dxa"/>
+              <w:right w:w="70" w:type="dxa"/>
+            </w:tcMar>
+          </w:tcPr>
+          <w:p>
+            <w:pPr>
+              <w:spacing w:beforeLines="40" w:before="96" w:afterLines="40" w:after="96"/>
+              <w:rPr>
+                <w:sz w:val="16"/>
+                <w:szCs w:val="16"/>
+              </w:rPr>
+            </w:pPr>
+          </w:p>
+        </w:tc>
+        <w:tc>
+          <w:tcPr>
+            <w:tcW w:w="574" w:type="dxa"/>
+            <w:tcBorders>
+              <w:top w:val="single" w:sz="4" w:space="0" w:color="000000"/>
+              <w:left w:val="single" w:sz="4" w:space="0" w:color="000000"/>
+              <w:bottom w:val="single" w:sz="4" w:space="0" w:color="000000"/>
+              <w:right w:val="single" w:sz="4" w:space="0" w:color="000000"/>
+            </w:tcBorders>
+            <w:tcMar>
+              <w:top w:w="30" w:type="dxa"/>
+              <w:left w:w="70" w:type="dxa"/>
+              <w:bottom w:w="30" w:type="dxa"/>
+              <w:right w:w="70" w:type="dxa"/>
+            </w:tcMar>
+          </w:tcPr>
+          <w:p>
+            <w:pPr>
+              <w:spacing w:beforeLines="40" w:before="96" w:afterLines="40" w:after="96"/>
               <w:rPr>
                 <w:sz w:val="16"/>
                 <w:szCs w:val="16"/>
@@ -3184,7 +3230,7 @@
           </w:tcPr>
           <w:p>
             <w:pPr>
-              <w:spacing w:before="120" w:after="120"/>
+              <w:spacing w:beforeLines="40" w:before="96" w:afterLines="40" w:after="96"/>
               <w:rPr>
                 <w:sz w:val="16"/>
                 <w:szCs w:val="16"/>
@@ -3242,189 +3288,189 @@
           </w:tcPr>
           <w:p>
             <w:pPr>
-              <w:spacing w:before="120" w:after="120"/>
-              <w:rPr>
-                <w:sz w:val="16"/>
-                <w:szCs w:val="16"/>
-              </w:rPr>
-            </w:pPr>
-          </w:p>
-        </w:tc>
-        <w:tc>
-          <w:tcPr>
-            <w:tcW w:w="574" w:type="dxa"/>
-            <w:tcBorders>
-              <w:top w:val="single" w:sz="4" w:space="0" w:color="000000"/>
-              <w:left w:val="single" w:sz="4" w:space="0" w:color="000000"/>
-              <w:bottom w:val="single" w:sz="4" w:space="0" w:color="000000"/>
-              <w:right w:val="single" w:sz="4" w:space="0" w:color="000000"/>
-            </w:tcBorders>
-            <w:tcMar>
-              <w:top w:w="30" w:type="dxa"/>
-              <w:left w:w="70" w:type="dxa"/>
-              <w:bottom w:w="30" w:type="dxa"/>
-              <w:right w:w="70" w:type="dxa"/>
-            </w:tcMar>
-          </w:tcPr>
-          <w:p>
-            <w:pPr>
-              <w:spacing w:before="120" w:after="120"/>
-              <w:rPr>
-                <w:sz w:val="16"/>
-                <w:szCs w:val="16"/>
-              </w:rPr>
-            </w:pPr>
-          </w:p>
-        </w:tc>
-        <w:tc>
-          <w:tcPr>
-            <w:tcW w:w="574" w:type="dxa"/>
-            <w:tcBorders>
-              <w:top w:val="single" w:sz="4" w:space="0" w:color="000000"/>
-              <w:left w:val="single" w:sz="4" w:space="0" w:color="000000"/>
-              <w:bottom w:val="single" w:sz="4" w:space="0" w:color="000000"/>
-              <w:right w:val="single" w:sz="4" w:space="0" w:color="000000"/>
-            </w:tcBorders>
-            <w:tcMar>
-              <w:top w:w="30" w:type="dxa"/>
-              <w:left w:w="70" w:type="dxa"/>
-              <w:bottom w:w="30" w:type="dxa"/>
-              <w:right w:w="70" w:type="dxa"/>
-            </w:tcMar>
-          </w:tcPr>
-          <w:p>
-            <w:pPr>
-              <w:spacing w:before="120" w:after="120"/>
-              <w:rPr>
-                <w:sz w:val="16"/>
-                <w:szCs w:val="16"/>
-              </w:rPr>
-            </w:pPr>
-          </w:p>
-        </w:tc>
-        <w:tc>
-          <w:tcPr>
-            <w:tcW w:w="574" w:type="dxa"/>
-            <w:tcBorders>
-              <w:top w:val="single" w:sz="4" w:space="0" w:color="000000"/>
-              <w:left w:val="single" w:sz="4" w:space="0" w:color="000000"/>
-              <w:bottom w:val="single" w:sz="4" w:space="0" w:color="000000"/>
-              <w:right w:val="single" w:sz="4" w:space="0" w:color="000000"/>
-            </w:tcBorders>
-            <w:tcMar>
-              <w:top w:w="30" w:type="dxa"/>
-              <w:left w:w="70" w:type="dxa"/>
-              <w:bottom w:w="30" w:type="dxa"/>
-              <w:right w:w="70" w:type="dxa"/>
-            </w:tcMar>
-          </w:tcPr>
-          <w:p>
-            <w:pPr>
-              <w:spacing w:before="120" w:after="120"/>
-              <w:rPr>
-                <w:sz w:val="16"/>
-                <w:szCs w:val="16"/>
-              </w:rPr>
-            </w:pPr>
-          </w:p>
-        </w:tc>
-        <w:tc>
-          <w:tcPr>
-            <w:tcW w:w="574" w:type="dxa"/>
-            <w:tcBorders>
-              <w:top w:val="single" w:sz="4" w:space="0" w:color="000000"/>
-              <w:left w:val="single" w:sz="4" w:space="0" w:color="000000"/>
-              <w:bottom w:val="single" w:sz="4" w:space="0" w:color="000000"/>
-              <w:right w:val="single" w:sz="4" w:space="0" w:color="000000"/>
-            </w:tcBorders>
-            <w:tcMar>
-              <w:top w:w="30" w:type="dxa"/>
-              <w:left w:w="70" w:type="dxa"/>
-              <w:bottom w:w="30" w:type="dxa"/>
-              <w:right w:w="70" w:type="dxa"/>
-            </w:tcMar>
-          </w:tcPr>
-          <w:p>
-            <w:pPr>
-              <w:spacing w:before="120" w:after="120"/>
-              <w:rPr>
-                <w:sz w:val="16"/>
-                <w:szCs w:val="16"/>
-              </w:rPr>
-            </w:pPr>
-          </w:p>
-        </w:tc>
-        <w:tc>
-          <w:tcPr>
-            <w:tcW w:w="574" w:type="dxa"/>
-            <w:tcBorders>
-              <w:top w:val="single" w:sz="4" w:space="0" w:color="000000"/>
-              <w:left w:val="single" w:sz="4" w:space="0" w:color="000000"/>
-              <w:bottom w:val="single" w:sz="4" w:space="0" w:color="000000"/>
-              <w:right w:val="single" w:sz="4" w:space="0" w:color="000000"/>
-            </w:tcBorders>
-            <w:tcMar>
-              <w:top w:w="30" w:type="dxa"/>
-              <w:left w:w="70" w:type="dxa"/>
-              <w:bottom w:w="30" w:type="dxa"/>
-              <w:right w:w="70" w:type="dxa"/>
-            </w:tcMar>
-          </w:tcPr>
-          <w:p>
-            <w:pPr>
-              <w:spacing w:before="120" w:after="120"/>
-              <w:rPr>
-                <w:sz w:val="16"/>
-                <w:szCs w:val="16"/>
-              </w:rPr>
-            </w:pPr>
-          </w:p>
-        </w:tc>
-        <w:tc>
-          <w:tcPr>
-            <w:tcW w:w="574" w:type="dxa"/>
-            <w:tcBorders>
-              <w:top w:val="single" w:sz="4" w:space="0" w:color="000000"/>
-              <w:left w:val="single" w:sz="4" w:space="0" w:color="000000"/>
-              <w:bottom w:val="single" w:sz="4" w:space="0" w:color="000000"/>
-              <w:right w:val="single" w:sz="4" w:space="0" w:color="000000"/>
-            </w:tcBorders>
-            <w:tcMar>
-              <w:top w:w="30" w:type="dxa"/>
-              <w:left w:w="70" w:type="dxa"/>
-              <w:bottom w:w="30" w:type="dxa"/>
-              <w:right w:w="70" w:type="dxa"/>
-            </w:tcMar>
-          </w:tcPr>
-          <w:p>
-            <w:pPr>
-              <w:spacing w:before="120" w:after="120"/>
-              <w:rPr>
-                <w:sz w:val="16"/>
-                <w:szCs w:val="16"/>
-              </w:rPr>
-            </w:pPr>
-          </w:p>
-        </w:tc>
-        <w:tc>
-          <w:tcPr>
-            <w:tcW w:w="574" w:type="dxa"/>
-            <w:tcBorders>
-              <w:top w:val="single" w:sz="4" w:space="0" w:color="000000"/>
-              <w:left w:val="single" w:sz="4" w:space="0" w:color="000000"/>
-              <w:bottom w:val="single" w:sz="4" w:space="0" w:color="000000"/>
-              <w:right w:val="single" w:sz="4" w:space="0" w:color="000000"/>
-            </w:tcBorders>
-            <w:tcMar>
-              <w:top w:w="30" w:type="dxa"/>
-              <w:left w:w="70" w:type="dxa"/>
-              <w:bottom w:w="30" w:type="dxa"/>
-              <w:right w:w="70" w:type="dxa"/>
-            </w:tcMar>
-          </w:tcPr>
-          <w:p>
-            <w:pPr>
-              <w:spacing w:before="120" w:after="120"/>
+              <w:spacing w:beforeLines="40" w:before="96" w:afterLines="40" w:after="96"/>
+              <w:rPr>
+                <w:sz w:val="16"/>
+                <w:szCs w:val="16"/>
+              </w:rPr>
+            </w:pPr>
+          </w:p>
+        </w:tc>
+        <w:tc>
+          <w:tcPr>
+            <w:tcW w:w="574" w:type="dxa"/>
+            <w:tcBorders>
+              <w:top w:val="single" w:sz="4" w:space="0" w:color="000000"/>
+              <w:left w:val="single" w:sz="4" w:space="0" w:color="000000"/>
+              <w:bottom w:val="single" w:sz="4" w:space="0" w:color="000000"/>
+              <w:right w:val="single" w:sz="4" w:space="0" w:color="000000"/>
+            </w:tcBorders>
+            <w:tcMar>
+              <w:top w:w="30" w:type="dxa"/>
+              <w:left w:w="70" w:type="dxa"/>
+              <w:bottom w:w="30" w:type="dxa"/>
+              <w:right w:w="70" w:type="dxa"/>
+            </w:tcMar>
+          </w:tcPr>
+          <w:p>
+            <w:pPr>
+              <w:spacing w:beforeLines="40" w:before="96" w:afterLines="40" w:after="96"/>
+              <w:rPr>
+                <w:sz w:val="16"/>
+                <w:szCs w:val="16"/>
+              </w:rPr>
+            </w:pPr>
+          </w:p>
+        </w:tc>
+        <w:tc>
+          <w:tcPr>
+            <w:tcW w:w="574" w:type="dxa"/>
+            <w:tcBorders>
+              <w:top w:val="single" w:sz="4" w:space="0" w:color="000000"/>
+              <w:left w:val="single" w:sz="4" w:space="0" w:color="000000"/>
+              <w:bottom w:val="single" w:sz="4" w:space="0" w:color="000000"/>
+              <w:right w:val="single" w:sz="4" w:space="0" w:color="000000"/>
+            </w:tcBorders>
+            <w:tcMar>
+              <w:top w:w="30" w:type="dxa"/>
+              <w:left w:w="70" w:type="dxa"/>
+              <w:bottom w:w="30" w:type="dxa"/>
+              <w:right w:w="70" w:type="dxa"/>
+            </w:tcMar>
+          </w:tcPr>
+          <w:p>
+            <w:pPr>
+              <w:spacing w:beforeLines="40" w:before="96" w:afterLines="40" w:after="96"/>
+              <w:rPr>
+                <w:sz w:val="16"/>
+                <w:szCs w:val="16"/>
+              </w:rPr>
+            </w:pPr>
+          </w:p>
+        </w:tc>
+        <w:tc>
+          <w:tcPr>
+            <w:tcW w:w="574" w:type="dxa"/>
+            <w:tcBorders>
+              <w:top w:val="single" w:sz="4" w:space="0" w:color="000000"/>
+              <w:left w:val="single" w:sz="4" w:space="0" w:color="000000"/>
+              <w:bottom w:val="single" w:sz="4" w:space="0" w:color="000000"/>
+              <w:right w:val="single" w:sz="4" w:space="0" w:color="000000"/>
+            </w:tcBorders>
+            <w:tcMar>
+              <w:top w:w="30" w:type="dxa"/>
+              <w:left w:w="70" w:type="dxa"/>
+              <w:bottom w:w="30" w:type="dxa"/>
+              <w:right w:w="70" w:type="dxa"/>
+            </w:tcMar>
+          </w:tcPr>
+          <w:p>
+            <w:pPr>
+              <w:spacing w:beforeLines="40" w:before="96" w:afterLines="40" w:after="96"/>
+              <w:rPr>
+                <w:sz w:val="16"/>
+                <w:szCs w:val="16"/>
+              </w:rPr>
+            </w:pPr>
+          </w:p>
+        </w:tc>
+        <w:tc>
+          <w:tcPr>
+            <w:tcW w:w="574" w:type="dxa"/>
+            <w:tcBorders>
+              <w:top w:val="single" w:sz="4" w:space="0" w:color="000000"/>
+              <w:left w:val="single" w:sz="4" w:space="0" w:color="000000"/>
+              <w:bottom w:val="single" w:sz="4" w:space="0" w:color="000000"/>
+              <w:right w:val="single" w:sz="4" w:space="0" w:color="000000"/>
+            </w:tcBorders>
+            <w:tcMar>
+              <w:top w:w="30" w:type="dxa"/>
+              <w:left w:w="70" w:type="dxa"/>
+              <w:bottom w:w="30" w:type="dxa"/>
+              <w:right w:w="70" w:type="dxa"/>
+            </w:tcMar>
+          </w:tcPr>
+          <w:p>
+            <w:pPr>
+              <w:spacing w:beforeLines="40" w:before="96" w:afterLines="40" w:after="96"/>
+              <w:rPr>
+                <w:sz w:val="16"/>
+                <w:szCs w:val="16"/>
+              </w:rPr>
+            </w:pPr>
+          </w:p>
+        </w:tc>
+        <w:tc>
+          <w:tcPr>
+            <w:tcW w:w="574" w:type="dxa"/>
+            <w:tcBorders>
+              <w:top w:val="single" w:sz="4" w:space="0" w:color="000000"/>
+              <w:left w:val="single" w:sz="4" w:space="0" w:color="000000"/>
+              <w:bottom w:val="single" w:sz="4" w:space="0" w:color="000000"/>
+              <w:right w:val="single" w:sz="4" w:space="0" w:color="000000"/>
+            </w:tcBorders>
+            <w:tcMar>
+              <w:top w:w="30" w:type="dxa"/>
+              <w:left w:w="70" w:type="dxa"/>
+              <w:bottom w:w="30" w:type="dxa"/>
+              <w:right w:w="70" w:type="dxa"/>
+            </w:tcMar>
+          </w:tcPr>
+          <w:p>
+            <w:pPr>
+              <w:spacing w:beforeLines="40" w:before="96" w:afterLines="40" w:after="96"/>
+              <w:rPr>
+                <w:sz w:val="16"/>
+                <w:szCs w:val="16"/>
+              </w:rPr>
+            </w:pPr>
+          </w:p>
+        </w:tc>
+        <w:tc>
+          <w:tcPr>
+            <w:tcW w:w="574" w:type="dxa"/>
+            <w:tcBorders>
+              <w:top w:val="single" w:sz="4" w:space="0" w:color="000000"/>
+              <w:left w:val="single" w:sz="4" w:space="0" w:color="000000"/>
+              <w:bottom w:val="single" w:sz="4" w:space="0" w:color="000000"/>
+              <w:right w:val="single" w:sz="4" w:space="0" w:color="000000"/>
+            </w:tcBorders>
+            <w:tcMar>
+              <w:top w:w="30" w:type="dxa"/>
+              <w:left w:w="70" w:type="dxa"/>
+              <w:bottom w:w="30" w:type="dxa"/>
+              <w:right w:w="70" w:type="dxa"/>
+            </w:tcMar>
+          </w:tcPr>
+          <w:p>
+            <w:pPr>
+              <w:spacing w:beforeLines="40" w:before="96" w:afterLines="40" w:after="96"/>
+              <w:rPr>
+                <w:sz w:val="16"/>
+                <w:szCs w:val="16"/>
+              </w:rPr>
+            </w:pPr>
+          </w:p>
+        </w:tc>
+        <w:tc>
+          <w:tcPr>
+            <w:tcW w:w="574" w:type="dxa"/>
+            <w:tcBorders>
+              <w:top w:val="single" w:sz="4" w:space="0" w:color="000000"/>
+              <w:left w:val="single" w:sz="4" w:space="0" w:color="000000"/>
+              <w:bottom w:val="single" w:sz="4" w:space="0" w:color="000000"/>
+              <w:right w:val="single" w:sz="4" w:space="0" w:color="000000"/>
+            </w:tcBorders>
+            <w:tcMar>
+              <w:top w:w="30" w:type="dxa"/>
+              <w:left w:w="70" w:type="dxa"/>
+              <w:bottom w:w="30" w:type="dxa"/>
+              <w:right w:w="70" w:type="dxa"/>
+            </w:tcMar>
+          </w:tcPr>
+          <w:p>
+            <w:pPr>
+              <w:spacing w:beforeLines="40" w:before="96" w:afterLines="40" w:after="96"/>
               <w:rPr>
                 <w:sz w:val="16"/>
                 <w:szCs w:val="16"/>
@@ -3451,7 +3497,7 @@
           </w:tcPr>
           <w:p>
             <w:pPr>
-              <w:spacing w:before="120" w:after="120"/>
+              <w:spacing w:beforeLines="40" w:before="96" w:afterLines="40" w:after="96"/>
               <w:rPr>
                 <w:sz w:val="16"/>
                 <w:szCs w:val="16"/>
@@ -3478,7 +3524,7 @@
           </w:tcPr>
           <w:p>
             <w:pPr>
-              <w:spacing w:before="120" w:after="120"/>
+              <w:spacing w:beforeLines="40" w:before="96" w:afterLines="40" w:after="96"/>
               <w:rPr>
                 <w:sz w:val="16"/>
                 <w:szCs w:val="16"/>
@@ -3505,7 +3551,7 @@
           </w:tcPr>
           <w:p>
             <w:pPr>
-              <w:spacing w:before="120" w:after="120"/>
+              <w:spacing w:beforeLines="40" w:before="96" w:afterLines="40" w:after="96"/>
               <w:rPr>
                 <w:sz w:val="16"/>
                 <w:szCs w:val="16"/>
@@ -3532,7 +3578,7 @@
           </w:tcPr>
           <w:p>
             <w:pPr>
-              <w:spacing w:before="120" w:after="120"/>
+              <w:spacing w:beforeLines="40" w:before="96" w:afterLines="40" w:after="96"/>
               <w:rPr>
                 <w:sz w:val="16"/>
                 <w:szCs w:val="16"/>
@@ -3559,7 +3605,7 @@
           </w:tcPr>
           <w:p>
             <w:pPr>
-              <w:spacing w:before="120" w:after="120"/>
+              <w:spacing w:beforeLines="40" w:before="96" w:afterLines="40" w:after="96"/>
               <w:rPr>
                 <w:sz w:val="16"/>
                 <w:szCs w:val="16"/>
@@ -3587,7 +3633,7 @@
           </w:tcPr>
           <w:p>
             <w:pPr>
-              <w:spacing w:before="120" w:after="120"/>
+              <w:spacing w:beforeLines="40" w:before="96" w:afterLines="40" w:after="96"/>
               <w:rPr>
                 <w:sz w:val="16"/>
                 <w:szCs w:val="16"/>
@@ -3642,7 +3688,7 @@
           </w:tcPr>
           <w:p>
             <w:pPr>
-              <w:spacing w:before="120" w:after="120"/>
+              <w:spacing w:beforeLines="40" w:before="96" w:afterLines="40" w:after="96"/>
               <w:jc w:val="center"/>
               <w:rPr>
                 <w:sz w:val="16"/>
@@ -3678,7 +3724,7 @@
           </w:tcPr>
           <w:p>
             <w:pPr>
-              <w:spacing w:before="120" w:after="120"/>
+              <w:spacing w:beforeLines="40" w:before="96" w:afterLines="40" w:after="96"/>
               <w:jc w:val="center"/>
               <w:rPr>
                 <w:sz w:val="16"/>
@@ -3705,7 +3751,7 @@
           </w:tcPr>
           <w:p>
             <w:pPr>
-              <w:spacing w:before="120" w:after="120"/>
+              <w:spacing w:beforeLines="40" w:before="96" w:afterLines="40" w:after="96"/>
               <w:jc w:val="center"/>
               <w:rPr>
                 <w:sz w:val="16"/>
@@ -3741,7 +3787,7 @@
           </w:tcPr>
           <w:p>
             <w:pPr>
-              <w:spacing w:before="120" w:after="120"/>
+              <w:spacing w:beforeLines="40" w:before="96" w:afterLines="40" w:after="96"/>
               <w:jc w:val="center"/>
               <w:rPr>
                 <w:sz w:val="16"/>
@@ -3768,7 +3814,7 @@
           </w:tcPr>
           <w:p>
             <w:pPr>
-              <w:spacing w:before="120" w:after="120"/>
+              <w:spacing w:beforeLines="40" w:before="96" w:afterLines="40" w:after="96"/>
               <w:jc w:val="center"/>
               <w:rPr>
                 <w:sz w:val="16"/>
@@ -3795,7 +3841,7 @@
           </w:tcPr>
           <w:p>
             <w:pPr>
-              <w:spacing w:before="120" w:after="120"/>
+              <w:spacing w:beforeLines="40" w:before="96" w:afterLines="40" w:after="96"/>
               <w:jc w:val="center"/>
               <w:rPr>
                 <w:sz w:val="16"/>
@@ -3831,7 +3877,7 @@
           </w:tcPr>
           <w:p>
             <w:pPr>
-              <w:spacing w:before="120" w:after="120"/>
+              <w:spacing w:beforeLines="40" w:before="96" w:afterLines="40" w:after="96"/>
               <w:jc w:val="center"/>
               <w:rPr>
                 <w:sz w:val="16"/>
@@ -3858,7 +3904,7 @@
           </w:tcPr>
           <w:p>
             <w:pPr>
-              <w:spacing w:before="120" w:after="120"/>
+              <w:spacing w:beforeLines="40" w:before="96" w:afterLines="40" w:after="96"/>
               <w:jc w:val="center"/>
               <w:rPr>
                 <w:sz w:val="16"/>
@@ -3894,7 +3940,7 @@
           </w:tcPr>
           <w:p>
             <w:pPr>
-              <w:spacing w:before="120" w:after="120"/>
+              <w:spacing w:beforeLines="40" w:before="96" w:afterLines="40" w:after="96"/>
               <w:jc w:val="center"/>
               <w:rPr>
                 <w:sz w:val="16"/>
@@ -3921,7 +3967,7 @@
           </w:tcPr>
           <w:p>
             <w:pPr>
-              <w:spacing w:before="120" w:after="120"/>
+              <w:spacing w:beforeLines="40" w:before="96" w:afterLines="40" w:after="96"/>
               <w:jc w:val="center"/>
               <w:rPr>
                 <w:sz w:val="16"/>
@@ -3957,7 +4003,7 @@
           </w:tcPr>
           <w:p>
             <w:pPr>
-              <w:spacing w:before="120" w:after="120"/>
+              <w:spacing w:beforeLines="40" w:before="96" w:afterLines="40" w:after="96"/>
               <w:jc w:val="center"/>
               <w:rPr>
                 <w:sz w:val="16"/>
@@ -3984,7 +4030,7 @@
           </w:tcPr>
           <w:p>
             <w:pPr>
-              <w:spacing w:before="120" w:after="120"/>
+              <w:spacing w:beforeLines="40" w:before="96" w:afterLines="40" w:after="96"/>
               <w:jc w:val="center"/>
               <w:rPr>
                 <w:sz w:val="16"/>
@@ -4011,7 +4057,7 @@
           </w:tcPr>
           <w:p>
             <w:pPr>
-              <w:spacing w:before="120" w:after="120"/>
+              <w:spacing w:beforeLines="40" w:before="96" w:afterLines="40" w:after="96"/>
               <w:jc w:val="center"/>
               <w:rPr>
                 <w:sz w:val="16"/>
@@ -4049,7 +4095,7 @@
           </w:tcPr>
           <w:p>
             <w:pPr>
-              <w:spacing w:before="120" w:after="120"/>
+              <w:spacing w:beforeLines="40" w:before="96" w:afterLines="40" w:after="96"/>
               <w:rPr>
                 <w:sz w:val="16"/>
                 <w:szCs w:val="16"/>
@@ -4091,7 +4137,7 @@
           </w:tcPr>
           <w:p>
             <w:pPr>
-              <w:spacing w:before="120" w:after="120"/>
+              <w:spacing w:beforeLines="40" w:before="96" w:afterLines="40" w:after="96"/>
               <w:jc w:val="center"/>
               <w:rPr>
                 <w:sz w:val="16"/>
@@ -4134,7 +4180,7 @@
           </w:tcPr>
           <w:p>
             <w:pPr>
-              <w:spacing w:before="120" w:after="120"/>
+              <w:spacing w:beforeLines="40" w:before="96" w:afterLines="40" w:after="96"/>
               <w:jc w:val="center"/>
               <w:rPr>
                 <w:sz w:val="16"/>
@@ -4161,7 +4207,7 @@
           </w:tcPr>
           <w:p>
             <w:pPr>
-              <w:spacing w:before="120" w:after="120"/>
+              <w:spacing w:beforeLines="40" w:before="96" w:afterLines="40" w:after="96"/>
               <w:jc w:val="center"/>
               <w:rPr>
                 <w:sz w:val="16"/>
@@ -4195,7 +4241,7 @@
           </w:tcPr>
           <w:p>
             <w:pPr>
-              <w:spacing w:before="120" w:after="120"/>
+              <w:spacing w:beforeLines="40" w:before="96" w:afterLines="40" w:after="96"/>
               <w:jc w:val="center"/>
               <w:rPr>
                 <w:sz w:val="16"/>
@@ -4222,7 +4268,7 @@
           </w:tcPr>
           <w:p>
             <w:pPr>
-              <w:spacing w:before="120" w:after="120"/>
+              <w:spacing w:beforeLines="40" w:before="96" w:afterLines="40" w:after="96"/>
               <w:jc w:val="center"/>
               <w:rPr>
                 <w:sz w:val="16"/>
@@ -4249,7 +4295,7 @@
           </w:tcPr>
           <w:p>
             <w:pPr>
-              <w:spacing w:before="120" w:after="120"/>
+              <w:spacing w:beforeLines="40" w:before="96" w:afterLines="40" w:after="96"/>
               <w:jc w:val="center"/>
               <w:rPr>
                 <w:sz w:val="16"/>
@@ -4283,7 +4329,7 @@
           </w:tcPr>
           <w:p>
             <w:pPr>
-              <w:spacing w:before="120" w:after="120"/>
+              <w:spacing w:beforeLines="40" w:before="96" w:afterLines="40" w:after="96"/>
               <w:jc w:val="center"/>
               <w:rPr>
                 <w:sz w:val="16"/>
@@ -4310,7 +4356,7 @@
           </w:tcPr>
           <w:p>
             <w:pPr>
-              <w:spacing w:before="120" w:after="120"/>
+              <w:spacing w:beforeLines="40" w:before="96" w:afterLines="40" w:after="96"/>
               <w:jc w:val="center"/>
               <w:rPr>
                 <w:sz w:val="16"/>
@@ -4353,7 +4399,7 @@
           </w:tcPr>
           <w:p>
             <w:pPr>
-              <w:spacing w:before="120" w:after="120"/>
+              <w:spacing w:beforeLines="40" w:before="96" w:afterLines="40" w:after="96"/>
               <w:jc w:val="center"/>
               <w:rPr>
                 <w:sz w:val="16"/>
@@ -4380,7 +4426,7 @@
           </w:tcPr>
           <w:p>
             <w:pPr>
-              <w:spacing w:before="120" w:after="120"/>
+              <w:spacing w:beforeLines="40" w:before="96" w:afterLines="40" w:after="96"/>
               <w:jc w:val="center"/>
               <w:rPr>
                 <w:sz w:val="16"/>
@@ -4423,7 +4469,7 @@
           </w:tcPr>
           <w:p>
             <w:pPr>
-              <w:spacing w:before="120" w:after="120"/>
+              <w:spacing w:beforeLines="40" w:before="96" w:afterLines="40" w:after="96"/>
               <w:jc w:val="center"/>
               <w:rPr>
                 <w:sz w:val="16"/>
@@ -4450,7 +4496,7 @@
           </w:tcPr>
           <w:p>
             <w:pPr>
-              <w:spacing w:before="120" w:after="120"/>
+              <w:spacing w:beforeLines="40" w:before="96" w:afterLines="40" w:after="96"/>
               <w:jc w:val="center"/>
               <w:rPr>
                 <w:sz w:val="16"/>
@@ -4477,7 +4523,7 @@
           </w:tcPr>
           <w:p>
             <w:pPr>
-              <w:spacing w:before="120" w:after="120"/>
+              <w:spacing w:beforeLines="40" w:before="96" w:afterLines="40" w:after="96"/>
               <w:jc w:val="center"/>
               <w:rPr>
                 <w:sz w:val="16"/>
@@ -4497,7 +4543,7 @@
     </w:tbl>
     <w:p>
       <w:pPr>
-        <w:spacing w:before="120" w:after="120"/>
+        <w:spacing w:beforeLines="40" w:before="96" w:afterLines="40" w:after="96"/>
         <w:rPr>
           <w:sz w:val="16"/>
           <w:szCs w:val="16"/>
@@ -4521,7 +4567,7 @@
           </w:tcPr>
           <w:p>
             <w:pPr>
-              <w:spacing w:before="120" w:after="120"/>
+              <w:spacing w:beforeLines="40" w:before="96" w:afterLines="40" w:after="96"/>
               <w:rPr>
                 <w:sz w:val="16"/>
                 <w:szCs w:val="16"/>
@@ -4544,7 +4590,7 @@
           </w:tcPr>
           <w:p>
             <w:pPr>
-              <w:spacing w:before="120" w:after="120"/>
+              <w:spacing w:beforeLines="40" w:before="96" w:afterLines="40" w:after="96"/>
               <w:rPr>
                 <w:sz w:val="16"/>
                 <w:szCs w:val="16"/>
@@ -4588,7 +4634,7 @@
           </w:p>
           <w:p>
             <w:pPr>
-              <w:spacing w:before="120" w:after="120"/>
+              <w:spacing w:beforeLines="40" w:before="96" w:afterLines="40" w:after="96"/>
               <w:rPr>
                 <w:sz w:val="16"/>
                 <w:szCs w:val="16"/>
@@ -4606,7 +4652,7 @@
           </w:p>
           <w:p>
             <w:pPr>
-              <w:spacing w:before="120" w:after="120"/>
+              <w:spacing w:beforeLines="40" w:before="96" w:afterLines="40" w:after="96"/>
               <w:rPr>
                 <w:sz w:val="16"/>
                 <w:szCs w:val="16"/>
@@ -4624,7 +4670,7 @@
           </w:p>
           <w:p>
             <w:pPr>
-              <w:spacing w:before="120" w:after="120"/>
+              <w:spacing w:beforeLines="40" w:before="96" w:afterLines="40" w:after="96"/>
               <w:rPr>
                 <w:sz w:val="16"/>
                 <w:szCs w:val="16"/>
@@ -4658,7 +4704,7 @@
           </w:p>
           <w:p>
             <w:pPr>
-              <w:spacing w:before="120" w:after="120"/>
+              <w:spacing w:beforeLines="40" w:before="96" w:afterLines="40" w:after="96"/>
               <w:rPr>
                 <w:sz w:val="16"/>
                 <w:szCs w:val="16"/>
@@ -4683,7 +4729,7 @@
           </w:tcPr>
           <w:p>
             <w:pPr>
-              <w:spacing w:before="120" w:after="120"/>
+              <w:spacing w:beforeLines="40" w:before="96" w:afterLines="40" w:after="96"/>
               <w:rPr>
                 <w:sz w:val="16"/>
                 <w:szCs w:val="16"/>
@@ -4720,7 +4766,7 @@
           </w:tcPr>
           <w:p>
             <w:pPr>
-              <w:spacing w:before="120" w:after="120"/>
+              <w:spacing w:beforeLines="40" w:before="96" w:afterLines="40" w:after="96"/>
               <w:rPr>
                 <w:sz w:val="16"/>
                 <w:szCs w:val="16"/>
@@ -4777,7 +4823,7 @@
           </w:tcPr>
           <w:p>
             <w:pPr>
-              <w:spacing w:before="120" w:after="120"/>
+              <w:spacing w:beforeLines="40" w:before="96" w:afterLines="40" w:after="96"/>
               <w:rPr>
                 <w:sz w:val="16"/>
                 <w:szCs w:val="16"/>
@@ -4800,7 +4846,7 @@
           </w:tcPr>
           <w:p>
             <w:pPr>
-              <w:spacing w:before="120" w:after="120"/>
+              <w:spacing w:beforeLines="40" w:before="96" w:afterLines="40" w:after="96"/>
               <w:rPr>
                 <w:sz w:val="16"/>
                 <w:szCs w:val="16"/>
@@ -4862,20 +4908,19 @@
           </w:p>
           <w:p>
             <w:pPr>
-              <w:spacing w:before="120" w:after="120"/>
-              <w:rPr>
-                <w:sz w:val="16"/>
-                <w:szCs w:val="16"/>
-                <w:lang w:val="en-GB"/>
-              </w:rPr>
-            </w:pPr>
-            <w:r>
-              <w:rPr>
-                <w:sz w:val="16"/>
-                <w:szCs w:val="16"/>
-                <w:lang w:val="en-GB"/>
-              </w:rPr>
-              <w:lastRenderedPageBreak/>
+              <w:spacing w:beforeLines="40" w:before="96" w:afterLines="40" w:after="96"/>
+              <w:rPr>
+                <w:sz w:val="16"/>
+                <w:szCs w:val="16"/>
+                <w:lang w:val="en-GB"/>
+              </w:rPr>
+            </w:pPr>
+            <w:r>
+              <w:rPr>
+                <w:sz w:val="16"/>
+                <w:szCs w:val="16"/>
+                <w:lang w:val="en-GB"/>
+              </w:rPr>
               <w:t xml:space="preserve">Bogdanov, O., Jung, Y., Dhir, C., Gaddam, P., Jain, S., </w:t>
             </w:r>
             <w:proofErr w:type="spellStart"/>
@@ -4965,7 +5010,7 @@
           </w:p>
           <w:p>
             <w:pPr>
-              <w:spacing w:before="120" w:after="120"/>
+              <w:spacing w:beforeLines="40" w:before="96" w:afterLines="40" w:after="96"/>
               <w:rPr>
                 <w:sz w:val="16"/>
                 <w:szCs w:val="16"/>
@@ -5011,19 +5056,20 @@
           </w:p>
           <w:p>
             <w:pPr>
-              <w:spacing w:before="120" w:after="120"/>
-              <w:rPr>
-                <w:sz w:val="16"/>
-                <w:szCs w:val="16"/>
-                <w:lang w:val="en-GB"/>
-              </w:rPr>
-            </w:pPr>
-            <w:r>
-              <w:rPr>
-                <w:sz w:val="16"/>
-                <w:szCs w:val="16"/>
-                <w:lang w:val="en-GB"/>
-              </w:rPr>
+              <w:spacing w:beforeLines="40" w:before="96" w:afterLines="40" w:after="96"/>
+              <w:rPr>
+                <w:sz w:val="16"/>
+                <w:szCs w:val="16"/>
+                <w:lang w:val="en-GB"/>
+              </w:rPr>
+            </w:pPr>
+            <w:r>
+              <w:rPr>
+                <w:sz w:val="16"/>
+                <w:szCs w:val="16"/>
+                <w:lang w:val="en-GB"/>
+              </w:rPr>
+              <w:lastRenderedPageBreak/>
               <w:t xml:space="preserve">Narasimhan, A., </w:t>
             </w:r>
             <w:proofErr w:type="spellStart"/>
@@ -5085,7 +5131,7 @@
           </w:p>
           <w:p>
             <w:pPr>
-              <w:spacing w:before="120" w:after="120"/>
+              <w:spacing w:beforeLines="40" w:before="96" w:afterLines="40" w:after="96"/>
               <w:rPr>
                 <w:sz w:val="16"/>
                 <w:szCs w:val="16"/>
@@ -5110,7 +5156,7 @@
           </w:tcPr>
           <w:p>
             <w:pPr>
-              <w:spacing w:before="120" w:after="120"/>
+              <w:spacing w:beforeLines="40" w:before="96" w:afterLines="40" w:after="96"/>
               <w:rPr>
                 <w:sz w:val="16"/>
                 <w:szCs w:val="16"/>
@@ -5132,7 +5178,7 @@
           </w:tcPr>
           <w:p>
             <w:pPr>
-              <w:spacing w:before="120" w:after="120"/>
+              <w:spacing w:beforeLines="40" w:before="96" w:afterLines="40" w:after="96"/>
               <w:rPr>
                 <w:sz w:val="16"/>
                 <w:szCs w:val="16"/>
@@ -5158,7 +5204,7 @@
           </w:p>
           <w:p>
             <w:pPr>
-              <w:spacing w:before="120" w:after="120"/>
+              <w:spacing w:beforeLines="40" w:before="96" w:afterLines="40" w:after="96"/>
               <w:rPr>
                 <w:b/>
                 <w:bCs/>
@@ -5248,7 +5294,7 @@
           </w:p>
           <w:p>
             <w:pPr>
-              <w:spacing w:before="120" w:after="120"/>
+              <w:spacing w:beforeLines="40" w:before="96" w:afterLines="40" w:after="96"/>
               <w:rPr>
                 <w:sz w:val="16"/>
                 <w:szCs w:val="16"/>
@@ -5282,7 +5328,7 @@
           </w:p>
           <w:p>
             <w:pPr>
-              <w:spacing w:before="120" w:after="120"/>
+              <w:spacing w:beforeLines="40" w:before="96" w:afterLines="40" w:after="96"/>
               <w:rPr>
                 <w:sz w:val="16"/>
                 <w:szCs w:val="16"/>
@@ -5339,7 +5385,7 @@
           </w:tcPr>
           <w:p>
             <w:pPr>
-              <w:spacing w:before="120" w:after="120"/>
+              <w:spacing w:beforeLines="40" w:before="96" w:afterLines="40" w:after="96"/>
               <w:rPr>
                 <w:sz w:val="16"/>
                 <w:szCs w:val="16"/>
@@ -5362,7 +5408,7 @@
           </w:tcPr>
           <w:p>
             <w:pPr>
-              <w:spacing w:before="120" w:after="120"/>
+              <w:spacing w:beforeLines="40" w:before="96" w:afterLines="40" w:after="96"/>
               <w:rPr>
                 <w:sz w:val="16"/>
                 <w:szCs w:val="16"/>
@@ -5380,7 +5426,7 @@
           </w:p>
           <w:p>
             <w:pPr>
-              <w:spacing w:before="120" w:after="120"/>
+              <w:spacing w:beforeLines="40" w:before="96" w:afterLines="40" w:after="96"/>
               <w:rPr>
                 <w:sz w:val="16"/>
                 <w:szCs w:val="16"/>
@@ -5398,7 +5444,7 @@
           </w:p>
           <w:p>
             <w:pPr>
-              <w:spacing w:before="120" w:after="120"/>
+              <w:spacing w:beforeLines="40" w:before="96" w:afterLines="40" w:after="96"/>
               <w:rPr>
                 <w:sz w:val="16"/>
                 <w:szCs w:val="16"/>
@@ -5416,7 +5462,7 @@
           </w:p>
           <w:p>
             <w:pPr>
-              <w:spacing w:before="120" w:after="120"/>
+              <w:spacing w:beforeLines="40" w:before="96" w:afterLines="40" w:after="96"/>
               <w:rPr>
                 <w:sz w:val="16"/>
                 <w:szCs w:val="16"/>
@@ -5434,7 +5480,7 @@
           </w:p>
           <w:p>
             <w:pPr>
-              <w:spacing w:before="120" w:after="120"/>
+              <w:spacing w:beforeLines="40" w:before="96" w:afterLines="40" w:after="96"/>
               <w:rPr>
                 <w:sz w:val="16"/>
                 <w:szCs w:val="16"/>
@@ -5459,7 +5505,7 @@
           </w:tcPr>
           <w:p>
             <w:pPr>
-              <w:spacing w:before="120" w:after="120"/>
+              <w:spacing w:beforeLines="40" w:before="96" w:afterLines="40" w:after="96"/>
               <w:rPr>
                 <w:sz w:val="16"/>
                 <w:szCs w:val="16"/>
@@ -5480,7 +5526,7 @@
           </w:tcPr>
           <w:p>
             <w:pPr>
-              <w:spacing w:before="120" w:after="120"/>
+              <w:spacing w:beforeLines="40" w:before="96" w:afterLines="40" w:after="96"/>
               <w:rPr>
                 <w:sz w:val="16"/>
                 <w:szCs w:val="16"/>
@@ -5506,7 +5552,7 @@
           </w:p>
           <w:p>
             <w:pPr>
-              <w:spacing w:before="120" w:after="120"/>
+              <w:spacing w:beforeLines="40" w:before="96" w:afterLines="40" w:after="96"/>
               <w:rPr>
                 <w:sz w:val="16"/>
                 <w:szCs w:val="16"/>
@@ -5527,7 +5573,7 @@
     </w:tbl>
     <w:p>
       <w:pPr>
-        <w:spacing w:before="120" w:after="120"/>
+        <w:spacing w:beforeLines="40" w:before="96" w:afterLines="40" w:after="96"/>
         <w:rPr>
           <w:sz w:val="16"/>
           <w:szCs w:val="16"/>
@@ -6162,6 +6208,7 @@
   <w:style w:type="character" w:default="1" w:styleId="Absatz-Standardschriftart">
     <w:name w:val="Default Paragraph Font"/>
     <w:uiPriority w:val="1"/>
+    <w:semiHidden/>
     <w:unhideWhenUsed/>
   </w:style>
   <w:style w:type="table" w:default="1" w:styleId="NormaleTabelle">
